--- a/Files_Крупницкий С.А/Validation_Крупницкий С.А..docx
+++ b/Files_Крупницкий С.А/Validation_Крупницкий С.А..docx
@@ -702,7 +702,32 @@
           <w:u w:val="single"/>
           <w:lang w:eastAsia="en-US"/>
         </w:rPr>
-        <w:t xml:space="preserve"> https://validator.w3.org/</w:t>
+        <w:t xml:space="preserve"> </w:t>
+      </w:r>
+      <w:hyperlink r:id="rId2">
+        <w:r>
+          <w:rPr>
+            <w:rStyle w:val="Hyperlink"/>
+            <w:rFonts w:eastAsia="Calibri"/>
+            <w:color w:val="000000"/>
+            <w:sz w:val="28"/>
+            <w:szCs w:val="22"/>
+            <w:u w:val="single"/>
+            <w:lang w:eastAsia="en-US"/>
+          </w:rPr>
+          <w:t>https://validator.w3.org/</w:t>
+        </w:r>
+      </w:hyperlink>
+      <w:r>
+        <w:rPr>
+          <w:rStyle w:val="Hyperlink"/>
+          <w:rFonts w:eastAsia="Calibri"/>
+          <w:color w:val="000000"/>
+          <w:sz w:val="28"/>
+          <w:szCs w:val="22"/>
+          <w:u w:val="single"/>
+          <w:lang w:eastAsia="en-US"/>
+        </w:rPr>
         <w:tab/>
       </w:r>
     </w:p>
@@ -891,12 +916,7 @@
               <w:rPr>
                 <w:rStyle w:val="IndexLink"/>
               </w:rPr>
-              <w:t>ВАЛИДАЦИЯ HTML ДОКУМЕНТАЦИИ</w:t>
-            </w:r>
-            <w:r>
-              <w:rPr>
-                <w:rStyle w:val="IndexLink"/>
-              </w:rPr>
+              <w:t>1 ВАЛИДАЦИЯ HTML ДОКУМЕНТАЦИИ</w:t>
               <w:tab/>
               <w:t>3</w:t>
             </w:r>
@@ -906,6 +926,7 @@
           <w:pPr>
             <w:pStyle w:val="TOC2"/>
             <w:tabs>
+              <w:tab w:val="clear" w:pos="0"/>
               <w:tab w:val="clear" w:pos="1100"/>
               <w:tab w:val="clear" w:pos="9072"/>
               <w:tab w:val="right" w:pos="9353" w:leader="dot"/>
@@ -917,7 +938,27 @@
               <w:rPr>
                 <w:rStyle w:val="IndexLink"/>
               </w:rPr>
-              <w:t>1 СТРАНИЦА «ГЛАВНАЯ»</w:t>
+              <w:t>1.1 Валидация страницы «index.html»</w:t>
+              <w:tab/>
+              <w:t>3</w:t>
+            </w:r>
+          </w:hyperlink>
+        </w:p>
+        <w:p>
+          <w:pPr>
+            <w:pStyle w:val="TOC3"/>
+            <w:tabs>
+              <w:tab w:val="clear" w:pos="8788"/>
+              <w:tab w:val="right" w:pos="9353" w:leader="dot"/>
+            </w:tabs>
+            <w:rPr/>
+          </w:pPr>
+          <w:hyperlink w:anchor="__RefHeading___Toc3238_580064006">
+            <w:r>
+              <w:rPr>
+                <w:rStyle w:val="IndexLink"/>
+              </w:rPr>
+              <w:t>1.3.1 Ошибки</w:t>
               <w:tab/>
               <w:t>3</w:t>
             </w:r>
@@ -927,6 +968,7 @@
           <w:pPr>
             <w:pStyle w:val="TOC2"/>
             <w:tabs>
+              <w:tab w:val="clear" w:pos="0"/>
               <w:tab w:val="clear" w:pos="1100"/>
               <w:tab w:val="clear" w:pos="9072"/>
               <w:tab w:val="right" w:pos="9353" w:leader="dot"/>
@@ -938,7 +980,7 @@
               <w:rPr>
                 <w:rStyle w:val="IndexLink"/>
               </w:rPr>
-              <w:t>2 ВАЛИДАЦИЯ СТРАНИЦЫ «ЭКСПЕРТИЗА»</w:t>
+              <w:t>1.2 Валидация страницы «expertise.html»</w:t>
               <w:tab/>
               <w:t>4</w:t>
             </w:r>
@@ -948,6 +990,7 @@
           <w:pPr>
             <w:pStyle w:val="TOC2"/>
             <w:tabs>
+              <w:tab w:val="clear" w:pos="0"/>
               <w:tab w:val="clear" w:pos="1100"/>
               <w:tab w:val="clear" w:pos="9072"/>
               <w:tab w:val="right" w:pos="9353" w:leader="dot"/>
@@ -959,7 +1002,7 @@
               <w:rPr>
                 <w:rStyle w:val="IndexLink"/>
               </w:rPr>
-              <w:t>3 Валидация страницы «Услуги»</w:t>
+              <w:t>1.3 Валидация страницы «service.html»</w:t>
               <w:tab/>
               <w:t>5</w:t>
             </w:r>
@@ -969,6 +1012,7 @@
           <w:pPr>
             <w:pStyle w:val="TOC2"/>
             <w:tabs>
+              <w:tab w:val="clear" w:pos="0"/>
               <w:tab w:val="clear" w:pos="1100"/>
               <w:tab w:val="clear" w:pos="9072"/>
               <w:tab w:val="right" w:pos="9353" w:leader="dot"/>
@@ -980,7 +1024,7 @@
               <w:rPr>
                 <w:rStyle w:val="IndexLink"/>
               </w:rPr>
-              <w:t>4 Валидация страницы «Инициация»</w:t>
+              <w:t>1.4 Валидация страницы «initiation.html»</w:t>
               <w:tab/>
               <w:t>6</w:t>
             </w:r>
@@ -990,6 +1034,7 @@
           <w:pPr>
             <w:pStyle w:val="TOC2"/>
             <w:tabs>
+              <w:tab w:val="clear" w:pos="0"/>
               <w:tab w:val="clear" w:pos="1100"/>
               <w:tab w:val="clear" w:pos="9072"/>
               <w:tab w:val="right" w:pos="9353" w:leader="dot"/>
@@ -1001,9 +1046,9 @@
               <w:rPr>
                 <w:rStyle w:val="IndexLink"/>
               </w:rPr>
-              <w:t>5 Валидация страницы «Авторизация»</w:t>
+              <w:t>1.5 Валидация страницы «auth.html»</w:t>
               <w:tab/>
-              <w:t>6</w:t>
+              <w:t>7</w:t>
             </w:r>
           </w:hyperlink>
         </w:p>
@@ -1011,6 +1056,7 @@
           <w:pPr>
             <w:pStyle w:val="TOC2"/>
             <w:tabs>
+              <w:tab w:val="clear" w:pos="0"/>
               <w:tab w:val="clear" w:pos="1100"/>
               <w:tab w:val="clear" w:pos="9072"/>
               <w:tab w:val="right" w:pos="9353" w:leader="dot"/>
@@ -1022,9 +1068,9 @@
               <w:rPr>
                 <w:rStyle w:val="IndexLink"/>
               </w:rPr>
-              <w:t>6 Валидация страницы «Личный кабинет»</w:t>
+              <w:t>1.6 Валидация страницы «account.html»</w:t>
               <w:tab/>
-              <w:t>7</w:t>
+              <w:t>8</w:t>
             </w:r>
           </w:hyperlink>
         </w:p>
@@ -1044,7 +1090,7 @@
               </w:rPr>
               <w:t>ВАЛИДАЦИЯ CSS ДОКУМЕНТАЦИИ</w:t>
               <w:tab/>
-              <w:t>3</w:t>
+              <w:t>10</w:t>
             </w:r>
           </w:hyperlink>
           <w:r>
@@ -1057,9 +1103,9 @@
         <w:p>
           <w:pPr>
             <w:sectPr>
-              <w:footerReference w:type="even" r:id="rId2"/>
-              <w:footerReference w:type="default" r:id="rId3"/>
-              <w:footerReference w:type="first" r:id="rId4"/>
+              <w:footerReference w:type="even" r:id="rId3"/>
+              <w:footerReference w:type="default" r:id="rId4"/>
+              <w:footerReference w:type="first" r:id="rId5"/>
               <w:type w:val="nextPage"/>
               <w:pgSz w:w="11906" w:h="16838"/>
               <w:pgMar w:left="1701" w:right="851" w:gutter="0" w:header="0" w:top="1134" w:footer="720" w:bottom="1134"/>
@@ -1075,20 +1121,20 @@
     </w:sdt>
     <w:p>
       <w:pPr>
-        <w:pStyle w:val="13"/>
-        <w:numPr>
-          <w:ilvl w:val="0"/>
-          <w:numId w:val="1"/>
-        </w:numPr>
-        <w:ind w:hanging="0"/>
-        <w:outlineLvl w:val="0"/>
+        <w:pStyle w:val="14"/>
         <w:rPr>
           <w:lang w:val="ru-RU"/>
         </w:rPr>
       </w:pPr>
       <w:bookmarkStart w:id="4" w:name="__RefHeading___Toc11613_2423909492"/>
+      <w:bookmarkEnd w:id="4"/>
+      <w:r>
+        <w:rPr>
+          <w:lang w:val="ru-RU"/>
+        </w:rPr>
+        <w:t xml:space="preserve">1 </w:t>
+      </w:r>
       <w:bookmarkStart w:id="5" w:name="_Toc182513252"/>
-      <w:bookmarkEnd w:id="4"/>
       <w:r>
         <w:rPr>
           <w:lang w:val="ru-RU"/>
@@ -1165,15 +1211,30 @@
     </w:p>
     <w:p>
       <w:pPr>
-        <w:pStyle w:val="231"/>
-        <w:ind w:firstLine="709" w:start="0"/>
+        <w:pStyle w:val="22"/>
         <w:rPr/>
       </w:pPr>
       <w:bookmarkStart w:id="6" w:name="__RefHeading___Toc6152_3668578999"/>
       <w:bookmarkEnd w:id="6"/>
       <w:r>
         <w:rPr/>
-        <w:t>1 СТРАНИЦА «ГЛАВНАЯ»</w:t>
+        <w:t>1.</w:t>
+      </w:r>
+      <w:r>
+        <w:rPr/>
+        <w:t>1 Валидация страницы</w:t>
+      </w:r>
+      <w:r>
+        <w:rPr>
+          <w:lang w:val="ru-RU"/>
+        </w:rPr>
+        <w:t xml:space="preserve"> </w:t>
+      </w:r>
+      <w:r>
+        <w:rPr>
+          <w:lang w:val="en-US"/>
+        </w:rPr>
+        <w:t>index.html</w:t>
       </w:r>
     </w:p>
     <w:p>
@@ -1198,21 +1259,81 @@
       </w:pPr>
       <w:r>
         <w:rPr>
-          <w:lang w:val="ru-RU"/>
-        </w:rPr>
-        <w:t>Валидация страниы «Главная» (</w:t>
-      </w:r>
-      <w:r>
-        <w:rPr>
+          <w:b w:val="false"/>
+          <w:bCs/>
+          <w:lang w:val="ru-RU"/>
+        </w:rPr>
+        <w:t xml:space="preserve">При проверке разметки </w:t>
+      </w:r>
+      <w:r>
+        <w:rPr>
+          <w:b w:val="false"/>
+          <w:bCs/>
           <w:lang w:val="en-US"/>
         </w:rPr>
-        <w:t xml:space="preserve">index.html) </w:t>
-      </w:r>
-      <w:r>
-        <w:rPr>
-          <w:lang w:val="ru-RU"/>
-        </w:rPr>
-        <w:t xml:space="preserve">представлена на рисунке </w:t>
+        <w:t>HTML</w:t>
+      </w:r>
+      <w:r>
+        <w:rPr>
+          <w:b w:val="false"/>
+          <w:bCs/>
+          <w:lang w:val="ru-RU"/>
+        </w:rPr>
+        <w:t xml:space="preserve"> в файле </w:t>
+      </w:r>
+      <w:r>
+        <w:rPr>
+          <w:b w:val="false"/>
+          <w:bCs/>
+          <w:lang w:val="en-US"/>
+        </w:rPr>
+        <w:t>index</w:t>
+      </w:r>
+      <w:r>
+        <w:rPr>
+          <w:b w:val="false"/>
+          <w:bCs/>
+          <w:lang w:val="ru-RU"/>
+        </w:rPr>
+        <w:t>.</w:t>
+      </w:r>
+      <w:r>
+        <w:rPr>
+          <w:b w:val="false"/>
+          <w:bCs/>
+          <w:lang w:val="en-US"/>
+        </w:rPr>
+        <w:t>html</w:t>
+      </w:r>
+      <w:r>
+        <w:rPr>
+          <w:b w:val="false"/>
+          <w:bCs/>
+          <w:lang w:val="ru-RU"/>
+        </w:rPr>
+        <w:t xml:space="preserve"> был обнаружен ряд ошибок. </w:t>
+      </w:r>
+      <w:r>
+        <w:rPr>
+          <w:b w:val="false"/>
+          <w:bCs/>
+          <w:lang w:val="en-US"/>
+        </w:rPr>
+        <w:t>Р</w:t>
+      </w:r>
+      <w:r>
+        <w:rPr>
+          <w:b w:val="false"/>
+          <w:bCs/>
+          <w:lang w:val="ru-RU"/>
+        </w:rPr>
+        <w:t>езультаты проверки можно увидеть</w:t>
+      </w:r>
+      <w:r>
+        <w:rPr>
+          <w:lang w:val="ru-RU"/>
+        </w:rPr>
+        <w:t xml:space="preserve"> на рисунке </w:t>
       </w:r>
       <w:r>
         <w:rPr>
@@ -1308,7 +1429,9 @@
                               <w:rPr/>
                             </w:pPr>
                             <w:r>
-                              <w:rPr/>
+                              <w:rPr>
+                                <w:color w:val="000000"/>
+                              </w:rPr>
                               <w:drawing>
                                 <wp:inline distT="0" distB="0" distL="0" distR="0">
                                   <wp:extent cx="5850255" cy="2917825"/>
@@ -1327,7 +1450,7 @@
                                           </pic:cNvPicPr>
                                         </pic:nvPicPr>
                                         <pic:blipFill>
-                                          <a:blip r:embed="rId5"/>
+                                          <a:blip r:embed="rId6"/>
                                           <a:stretch>
                                             <a:fillRect/>
                                           </a:stretch>
@@ -1349,33 +1472,47 @@
                               </w:drawing>
                             </w:r>
                             <w:r>
-                              <w:rPr/>
+                              <w:rPr>
+                                <w:color w:val="000000"/>
+                              </w:rPr>
                               <w:t xml:space="preserve">Рисунок </w:t>
                             </w:r>
                             <w:bookmarkStart w:id="7" w:name="Ref_Рисунок0_number_only"/>
                             <w:r>
-                              <w:rPr/>
+                              <w:rPr>
+                                <w:color w:val="000000"/>
+                              </w:rPr>
                               <w:fldChar w:fldCharType="begin"/>
                             </w:r>
                             <w:r>
-                              <w:rPr/>
+                              <w:rPr>
+                                <w:color w:val="000000"/>
+                              </w:rPr>
                               <w:instrText xml:space="preserve"> SEQ Рисунок \* ARABIC </w:instrText>
                             </w:r>
                             <w:r>
-                              <w:rPr/>
+                              <w:rPr>
+                                <w:color w:val="000000"/>
+                              </w:rPr>
                               <w:fldChar w:fldCharType="separate"/>
                             </w:r>
                             <w:r>
-                              <w:rPr/>
+                              <w:rPr>
+                                <w:color w:val="000000"/>
+                              </w:rPr>
                               <w:t>1</w:t>
                             </w:r>
                             <w:r>
-                              <w:rPr/>
+                              <w:rPr>
+                                <w:color w:val="000000"/>
+                              </w:rPr>
                               <w:fldChar w:fldCharType="end"/>
                             </w:r>
                             <w:bookmarkEnd w:id="7"/>
                             <w:r>
-                              <w:rPr/>
+                              <w:rPr>
+                                <w:color w:val="000000"/>
+                              </w:rPr>
                               <w:t xml:space="preserve"> - Валидация index.html</w:t>
                             </w:r>
                           </w:p>
@@ -1405,7 +1542,9 @@
                         <w:rPr/>
                       </w:pPr>
                       <w:r>
-                        <w:rPr/>
+                        <w:rPr>
+                          <w:color w:val="000000"/>
+                        </w:rPr>
                         <w:drawing>
                           <wp:inline distT="0" distB="0" distL="0" distR="0">
                             <wp:extent cx="5850255" cy="2917825"/>
@@ -1424,7 +1563,7 @@
                                     </pic:cNvPicPr>
                                   </pic:nvPicPr>
                                   <pic:blipFill>
-                                    <a:blip r:embed="rId6"/>
+                                    <a:blip r:embed="rId7"/>
                                     <a:stretch>
                                       <a:fillRect/>
                                     </a:stretch>
@@ -1446,33 +1585,47 @@
                         </w:drawing>
                       </w:r>
                       <w:r>
-                        <w:rPr/>
+                        <w:rPr>
+                          <w:color w:val="000000"/>
+                        </w:rPr>
                         <w:t xml:space="preserve">Рисунок </w:t>
                       </w:r>
                       <w:bookmarkStart w:id="8" w:name="Ref_Рисунок0_number_only"/>
                       <w:r>
-                        <w:rPr/>
+                        <w:rPr>
+                          <w:color w:val="000000"/>
+                        </w:rPr>
                         <w:fldChar w:fldCharType="begin"/>
                       </w:r>
                       <w:r>
-                        <w:rPr/>
+                        <w:rPr>
+                          <w:color w:val="000000"/>
+                        </w:rPr>
                         <w:instrText xml:space="preserve"> SEQ Рисунок \* ARABIC </w:instrText>
                       </w:r>
                       <w:r>
-                        <w:rPr/>
+                        <w:rPr>
+                          <w:color w:val="000000"/>
+                        </w:rPr>
                         <w:fldChar w:fldCharType="separate"/>
                       </w:r>
                       <w:r>
-                        <w:rPr/>
+                        <w:rPr>
+                          <w:color w:val="000000"/>
+                        </w:rPr>
                         <w:t>1</w:t>
                       </w:r>
                       <w:r>
-                        <w:rPr/>
+                        <w:rPr>
+                          <w:color w:val="000000"/>
+                        </w:rPr>
                         <w:fldChar w:fldCharType="end"/>
                       </w:r>
                       <w:bookmarkEnd w:id="8"/>
                       <w:r>
-                        <w:rPr/>
+                        <w:rPr>
+                          <w:color w:val="000000"/>
+                        </w:rPr>
                         <w:t xml:space="preserve"> - Валидация index.html</w:t>
                       </w:r>
                     </w:p>
@@ -1483,6 +1636,41 @@
             </w:pict>
           </mc:Fallback>
         </mc:AlternateContent>
+      </w:r>
+    </w:p>
+    <w:p>
+      <w:pPr>
+        <w:pStyle w:val="3"/>
+        <w:rPr/>
+      </w:pPr>
+      <w:bookmarkStart w:id="9" w:name="__RefHeading___Toc3238_580064006"/>
+      <w:bookmarkEnd w:id="9"/>
+      <w:r>
+        <w:rPr/>
+        <w:t>1.</w:t>
+      </w:r>
+      <w:r>
+        <w:rPr>
+          <w:lang w:val="en-US"/>
+        </w:rPr>
+        <w:t>1</w:t>
+      </w:r>
+      <w:r>
+        <w:rPr/>
+        <w:t xml:space="preserve">.1 </w:t>
+      </w:r>
+      <w:r>
+        <w:rPr/>
+        <w:t>Ошибки</w:t>
+      </w:r>
+    </w:p>
+    <w:p>
+      <w:pPr>
+        <w:pStyle w:val="Style16"/>
+        <w:rPr/>
+      </w:pPr>
+      <w:r>
+        <w:rPr/>
       </w:r>
     </w:p>
     <w:p>
@@ -1669,7 +1857,9 @@
                               <w:rPr/>
                             </w:pPr>
                             <w:r>
-                              <w:rPr/>
+                              <w:rPr>
+                                <w:color w:val="000000"/>
+                              </w:rPr>
                               <w:drawing>
                                 <wp:inline distT="0" distB="0" distL="0" distR="0">
                                   <wp:extent cx="4496435" cy="1000125"/>
@@ -1688,7 +1878,7 @@
                                           </pic:cNvPicPr>
                                         </pic:nvPicPr>
                                         <pic:blipFill>
-                                          <a:blip r:embed="rId7"/>
+                                          <a:blip r:embed="rId8"/>
                                           <a:stretch>
                                             <a:fillRect/>
                                           </a:stretch>
@@ -1710,33 +1900,47 @@
                               </w:drawing>
                             </w:r>
                             <w:r>
-                              <w:rPr/>
+                              <w:rPr>
+                                <w:color w:val="000000"/>
+                              </w:rPr>
                               <w:t xml:space="preserve">Рисунок </w:t>
                             </w:r>
-                            <w:bookmarkStart w:id="9" w:name="Ref_Рисунок1_number_only"/>
-                            <w:r>
-                              <w:rPr/>
+                            <w:bookmarkStart w:id="10" w:name="Ref_Рисунок1_number_only"/>
+                            <w:r>
+                              <w:rPr>
+                                <w:color w:val="000000"/>
+                              </w:rPr>
                               <w:fldChar w:fldCharType="begin"/>
                             </w:r>
                             <w:r>
-                              <w:rPr/>
+                              <w:rPr>
+                                <w:color w:val="000000"/>
+                              </w:rPr>
                               <w:instrText xml:space="preserve"> SEQ Рисунок \* ARABIC </w:instrText>
                             </w:r>
                             <w:r>
-                              <w:rPr/>
+                              <w:rPr>
+                                <w:color w:val="000000"/>
+                              </w:rPr>
                               <w:fldChar w:fldCharType="separate"/>
                             </w:r>
                             <w:r>
-                              <w:rPr/>
+                              <w:rPr>
+                                <w:color w:val="000000"/>
+                              </w:rPr>
                               <w:t>2</w:t>
                             </w:r>
                             <w:r>
-                              <w:rPr/>
+                              <w:rPr>
+                                <w:color w:val="000000"/>
+                              </w:rPr>
                               <w:fldChar w:fldCharType="end"/>
                             </w:r>
-                            <w:bookmarkEnd w:id="9"/>
-                            <w:r>
-                              <w:rPr/>
+                            <w:bookmarkEnd w:id="10"/>
+                            <w:r>
+                              <w:rPr>
+                                <w:color w:val="000000"/>
+                              </w:rPr>
                               <w:t xml:space="preserve"> - Результат исправлений index.html</w:t>
                             </w:r>
                           </w:p>
@@ -1766,7 +1970,9 @@
                         <w:rPr/>
                       </w:pPr>
                       <w:r>
-                        <w:rPr/>
+                        <w:rPr>
+                          <w:color w:val="000000"/>
+                        </w:rPr>
                         <w:drawing>
                           <wp:inline distT="0" distB="0" distL="0" distR="0">
                             <wp:extent cx="4496435" cy="1000125"/>
@@ -1785,7 +1991,7 @@
                                     </pic:cNvPicPr>
                                   </pic:nvPicPr>
                                   <pic:blipFill>
-                                    <a:blip r:embed="rId8"/>
+                                    <a:blip r:embed="rId9"/>
                                     <a:stretch>
                                       <a:fillRect/>
                                     </a:stretch>
@@ -1807,33 +2013,47 @@
                         </w:drawing>
                       </w:r>
                       <w:r>
-                        <w:rPr/>
+                        <w:rPr>
+                          <w:color w:val="000000"/>
+                        </w:rPr>
                         <w:t xml:space="preserve">Рисунок </w:t>
                       </w:r>
-                      <w:bookmarkStart w:id="10" w:name="Ref_Рисунок1_number_only"/>
-                      <w:r>
-                        <w:rPr/>
+                      <w:bookmarkStart w:id="11" w:name="Ref_Рисунок1_number_only"/>
+                      <w:r>
+                        <w:rPr>
+                          <w:color w:val="000000"/>
+                        </w:rPr>
                         <w:fldChar w:fldCharType="begin"/>
                       </w:r>
                       <w:r>
-                        <w:rPr/>
+                        <w:rPr>
+                          <w:color w:val="000000"/>
+                        </w:rPr>
                         <w:instrText xml:space="preserve"> SEQ Рисунок \* ARABIC </w:instrText>
                       </w:r>
                       <w:r>
-                        <w:rPr/>
+                        <w:rPr>
+                          <w:color w:val="000000"/>
+                        </w:rPr>
                         <w:fldChar w:fldCharType="separate"/>
                       </w:r>
                       <w:r>
-                        <w:rPr/>
+                        <w:rPr>
+                          <w:color w:val="000000"/>
+                        </w:rPr>
                         <w:t>2</w:t>
                       </w:r>
                       <w:r>
-                        <w:rPr/>
+                        <w:rPr>
+                          <w:color w:val="000000"/>
+                        </w:rPr>
                         <w:fldChar w:fldCharType="end"/>
                       </w:r>
-                      <w:bookmarkEnd w:id="10"/>
-                      <w:r>
-                        <w:rPr/>
+                      <w:bookmarkEnd w:id="11"/>
+                      <w:r>
+                        <w:rPr>
+                          <w:color w:val="000000"/>
+                        </w:rPr>
                         <w:t xml:space="preserve"> - Результат исправлений index.html</w:t>
                       </w:r>
                     </w:p>
@@ -1862,14 +2082,35 @@
     <w:p>
       <w:pPr>
         <w:pStyle w:val="231"/>
-        <w:ind w:firstLine="709" w:start="0"/>
-        <w:rPr/>
-      </w:pPr>
-      <w:bookmarkStart w:id="11" w:name="__RefHeading___Toc6154_3668578999"/>
-      <w:bookmarkEnd w:id="11"/>
-      <w:r>
-        <w:rPr/>
-        <w:t>2 ВАЛИДАЦИЯ СТРАНИЦЫ «ЭКСПЕРТИЗА»</w:t>
+        <w:rPr/>
+      </w:pPr>
+      <w:bookmarkStart w:id="12" w:name="__RefHeading___Toc6154_3668578999"/>
+      <w:bookmarkEnd w:id="12"/>
+      <w:r>
+        <w:rPr/>
+        <w:t>1.</w:t>
+      </w:r>
+      <w:r>
+        <w:rPr>
+          <w:lang w:val="en-US"/>
+        </w:rPr>
+        <w:t>2</w:t>
+      </w:r>
+      <w:r>
+        <w:rPr/>
+        <w:t xml:space="preserve"> Валидация страницы</w:t>
+      </w:r>
+      <w:r>
+        <w:rPr>
+          <w:lang w:val="ru-RU"/>
+        </w:rPr>
+        <w:t xml:space="preserve"> </w:t>
+      </w:r>
+      <w:r>
+        <w:rPr>
+          <w:lang w:val="en-US"/>
+        </w:rPr>
+        <w:t>expertise.html</w:t>
       </w:r>
     </w:p>
     <w:p>
@@ -2041,7 +2282,9 @@
                               <w:rPr/>
                             </w:pPr>
                             <w:r>
-                              <w:rPr/>
+                              <w:rPr>
+                                <w:color w:val="000000"/>
+                              </w:rPr>
                               <w:drawing>
                                 <wp:inline distT="0" distB="0" distL="0" distR="0">
                                   <wp:extent cx="5850255" cy="2336165"/>
@@ -2060,7 +2303,7 @@
                                           </pic:cNvPicPr>
                                         </pic:nvPicPr>
                                         <pic:blipFill>
-                                          <a:blip r:embed="rId9"/>
+                                          <a:blip r:embed="rId10"/>
                                           <a:stretch>
                                             <a:fillRect/>
                                           </a:stretch>
@@ -2082,37 +2325,52 @@
                               </w:drawing>
                             </w:r>
                             <w:r>
-                              <w:rPr/>
+                              <w:rPr>
+                                <w:color w:val="000000"/>
+                              </w:rPr>
                               <w:t xml:space="preserve">Рисунок </w:t>
                             </w:r>
-                            <w:bookmarkStart w:id="12" w:name="Ref_Рисунок2_number_only"/>
-                            <w:r>
-                              <w:rPr/>
+                            <w:bookmarkStart w:id="13" w:name="Ref_Рисунок2_number_only"/>
+                            <w:r>
+                              <w:rPr>
+                                <w:color w:val="000000"/>
+                              </w:rPr>
                               <w:fldChar w:fldCharType="begin"/>
                             </w:r>
                             <w:r>
-                              <w:rPr/>
+                              <w:rPr>
+                                <w:color w:val="000000"/>
+                              </w:rPr>
                               <w:instrText xml:space="preserve"> SEQ Рисунок \* ARABIC </w:instrText>
                             </w:r>
                             <w:r>
-                              <w:rPr/>
+                              <w:rPr>
+                                <w:color w:val="000000"/>
+                              </w:rPr>
                               <w:fldChar w:fldCharType="separate"/>
                             </w:r>
                             <w:r>
-                              <w:rPr/>
+                              <w:rPr>
+                                <w:color w:val="000000"/>
+                              </w:rPr>
                               <w:t>3</w:t>
                             </w:r>
                             <w:r>
-                              <w:rPr/>
+                              <w:rPr>
+                                <w:color w:val="000000"/>
+                              </w:rPr>
                               <w:fldChar w:fldCharType="end"/>
                             </w:r>
-                            <w:bookmarkEnd w:id="12"/>
-                            <w:r>
-                              <w:rPr/>
+                            <w:bookmarkEnd w:id="13"/>
+                            <w:r>
+                              <w:rPr>
+                                <w:color w:val="000000"/>
+                              </w:rPr>
                               <w:t xml:space="preserve"> - Валидация страницы </w:t>
                             </w:r>
                             <w:r>
                               <w:rPr>
+                                <w:color w:val="000000"/>
                                 <w:lang w:val="en-US"/>
                               </w:rPr>
                               <w:t>expertise.html</w:t>
@@ -2144,7 +2402,9 @@
                         <w:rPr/>
                       </w:pPr>
                       <w:r>
-                        <w:rPr/>
+                        <w:rPr>
+                          <w:color w:val="000000"/>
+                        </w:rPr>
                         <w:drawing>
                           <wp:inline distT="0" distB="0" distL="0" distR="0">
                             <wp:extent cx="5850255" cy="2336165"/>
@@ -2163,7 +2423,7 @@
                                     </pic:cNvPicPr>
                                   </pic:nvPicPr>
                                   <pic:blipFill>
-                                    <a:blip r:embed="rId10"/>
+                                    <a:blip r:embed="rId11"/>
                                     <a:stretch>
                                       <a:fillRect/>
                                     </a:stretch>
@@ -2185,37 +2445,52 @@
                         </w:drawing>
                       </w:r>
                       <w:r>
-                        <w:rPr/>
+                        <w:rPr>
+                          <w:color w:val="000000"/>
+                        </w:rPr>
                         <w:t xml:space="preserve">Рисунок </w:t>
                       </w:r>
-                      <w:bookmarkStart w:id="13" w:name="Ref_Рисунок2_number_only"/>
-                      <w:r>
-                        <w:rPr/>
+                      <w:bookmarkStart w:id="14" w:name="Ref_Рисунок2_number_only"/>
+                      <w:r>
+                        <w:rPr>
+                          <w:color w:val="000000"/>
+                        </w:rPr>
                         <w:fldChar w:fldCharType="begin"/>
                       </w:r>
                       <w:r>
-                        <w:rPr/>
+                        <w:rPr>
+                          <w:color w:val="000000"/>
+                        </w:rPr>
                         <w:instrText xml:space="preserve"> SEQ Рисунок \* ARABIC </w:instrText>
                       </w:r>
                       <w:r>
-                        <w:rPr/>
+                        <w:rPr>
+                          <w:color w:val="000000"/>
+                        </w:rPr>
                         <w:fldChar w:fldCharType="separate"/>
                       </w:r>
                       <w:r>
-                        <w:rPr/>
+                        <w:rPr>
+                          <w:color w:val="000000"/>
+                        </w:rPr>
                         <w:t>3</w:t>
                       </w:r>
                       <w:r>
-                        <w:rPr/>
+                        <w:rPr>
+                          <w:color w:val="000000"/>
+                        </w:rPr>
                         <w:fldChar w:fldCharType="end"/>
                       </w:r>
-                      <w:bookmarkEnd w:id="13"/>
-                      <w:r>
-                        <w:rPr/>
+                      <w:bookmarkEnd w:id="14"/>
+                      <w:r>
+                        <w:rPr>
+                          <w:color w:val="000000"/>
+                        </w:rPr>
                         <w:t xml:space="preserve"> - Валидация страницы </w:t>
                       </w:r>
                       <w:r>
                         <w:rPr>
+                          <w:color w:val="000000"/>
                           <w:lang w:val="en-US"/>
                         </w:rPr>
                         <w:t>expertise.html</w:t>
@@ -2232,11 +2507,246 @@
     </w:p>
     <w:p>
       <w:pPr>
+        <w:pStyle w:val="3"/>
+        <w:rPr/>
+      </w:pPr>
+      <w:bookmarkStart w:id="15" w:name="__RefHeading___Toc3238_580064006_Copy_1"/>
+      <w:bookmarkEnd w:id="15"/>
+      <w:r>
+        <w:rPr/>
+        <w:t>1.</w:t>
+      </w:r>
+      <w:r>
+        <w:rPr>
+          <w:lang w:val="en-US"/>
+        </w:rPr>
+        <w:t>2</w:t>
+      </w:r>
+      <w:r>
+        <w:rPr/>
+        <w:t xml:space="preserve">.1 </w:t>
+      </w:r>
+      <w:r>
+        <w:rPr/>
+        <w:t>Предупреждения</w:t>
+      </w:r>
+    </w:p>
+    <w:p>
+      <w:pPr>
         <w:pStyle w:val="Style16"/>
-        <w:rPr/>
-      </w:pPr>
-      <w:r>
-        <w:rPr/>
+        <w:rPr>
+          <w:lang w:val="ru-RU"/>
+        </w:rPr>
+      </w:pPr>
+      <w:r>
+        <w:rPr/>
+      </w:r>
+    </w:p>
+    <w:p>
+      <w:pPr>
+        <w:pStyle w:val="Style16"/>
+        <w:rPr>
+          <w:lang w:val="ru-RU"/>
+        </w:rPr>
+      </w:pPr>
+      <w:r>
+        <w:rPr>
+          <w:lang w:val="ru-RU"/>
+        </w:rPr>
+        <w:t xml:space="preserve">На странице присутствуют </w:t>
+      </w:r>
+      <w:r>
+        <w:rPr>
+          <w:lang w:val="ru-RU"/>
+        </w:rPr>
+        <w:t xml:space="preserve">предупреждения, рекомендующие не применять более одного </w:t>
+      </w:r>
+      <w:r>
+        <w:rPr>
+          <w:lang w:val="en-US"/>
+        </w:rPr>
+        <w:t xml:space="preserve">h1 </w:t>
+      </w:r>
+      <w:r>
+        <w:rPr>
+          <w:lang w:val="ru-RU"/>
+        </w:rPr>
+        <w:t>элемента на странице. Эта рекомендация обусловлена контекстом эпохи стандарта</w:t>
+      </w:r>
+      <w:r>
+        <w:rPr>
+          <w:lang w:val="en-US"/>
+        </w:rPr>
+        <w:t xml:space="preserve"> HTML4,</w:t>
+      </w:r>
+      <w:r>
+        <w:rPr>
+          <w:lang w:val="ru-RU"/>
+        </w:rPr>
+        <w:t xml:space="preserve"> когда</w:t>
+      </w:r>
+      <w:r>
+        <w:rPr>
+          <w:lang w:val="en-US"/>
+        </w:rPr>
+        <w:t xml:space="preserve"> h1</w:t>
+      </w:r>
+      <w:r>
+        <w:rPr>
+          <w:lang w:val="ru-RU"/>
+        </w:rPr>
+        <w:t xml:space="preserve"> однозначно означал главный заголовок документа, как заголовок книги.</w:t>
+      </w:r>
+    </w:p>
+    <w:p>
+      <w:pPr>
+        <w:pStyle w:val="Style16"/>
+        <w:rPr>
+          <w:lang w:val="ru-RU"/>
+        </w:rPr>
+      </w:pPr>
+      <w:r>
+        <w:rPr>
+          <w:lang w:val="ru-RU"/>
+        </w:rPr>
+        <w:t xml:space="preserve">Стандарт </w:t>
+      </w:r>
+      <w:r>
+        <w:rPr>
+          <w:lang w:val="en-US"/>
+        </w:rPr>
+        <w:t xml:space="preserve">HTML5 </w:t>
+      </w:r>
+      <w:r>
+        <w:rPr>
+          <w:lang w:val="ru-RU"/>
+        </w:rPr>
+        <w:t xml:space="preserve">допускает применение нескольких </w:t>
+      </w:r>
+      <w:r>
+        <w:rPr>
+          <w:lang w:val="en-US"/>
+        </w:rPr>
+        <w:t xml:space="preserve">h1 </w:t>
+      </w:r>
+      <w:r>
+        <w:rPr>
+          <w:lang w:val="ru-RU"/>
+        </w:rPr>
+        <w:t>на странице, если они не вложены друг в друга, и помимо этого множественные</w:t>
+      </w:r>
+      <w:r>
+        <w:rPr>
+          <w:lang w:val="en-US"/>
+        </w:rPr>
+        <w:t xml:space="preserve"> h1 </w:t>
+      </w:r>
+      <w:r>
+        <w:rPr>
+          <w:lang w:val="ru-RU"/>
+        </w:rPr>
+        <w:t xml:space="preserve">не создают проблем для </w:t>
+      </w:r>
+      <w:r>
+        <w:rPr>
+          <w:lang w:val="en-US"/>
+        </w:rPr>
+        <w:t>SEO</w:t>
+      </w:r>
+      <w:r>
+        <w:rPr>
+          <w:lang w:val="ru-RU"/>
+        </w:rPr>
+        <w:t xml:space="preserve">. Таким образом, применение более одного </w:t>
+      </w:r>
+      <w:r>
+        <w:rPr>
+          <w:lang w:val="en-US"/>
+        </w:rPr>
+        <w:t xml:space="preserve">h1 </w:t>
+      </w:r>
+      <w:r>
+        <w:rPr>
+          <w:lang w:val="ru-RU"/>
+        </w:rPr>
+        <w:t>не является ошибкой, но прислушаться рекомендации стоит для совместимости с легаси.</w:t>
+      </w:r>
+    </w:p>
+    <w:p>
+      <w:pPr>
+        <w:pStyle w:val="Style16"/>
+        <w:rPr>
+          <w:lang w:val="ru-RU"/>
+        </w:rPr>
+      </w:pPr>
+      <w:r>
+        <w:rPr>
+          <w:lang w:val="ru-RU"/>
+        </w:rPr>
+      </w:r>
+    </w:p>
+    <w:p>
+      <w:pPr>
+        <w:pStyle w:val="3"/>
+        <w:rPr/>
+      </w:pPr>
+      <w:bookmarkStart w:id="16" w:name="__RefHeading___Toc3238_580064006_Copy_2"/>
+      <w:bookmarkEnd w:id="16"/>
+      <w:r>
+        <w:rPr/>
+        <w:t>1.</w:t>
+      </w:r>
+      <w:r>
+        <w:rPr>
+          <w:lang w:val="en-US"/>
+        </w:rPr>
+        <w:t>2</w:t>
+      </w:r>
+      <w:r>
+        <w:rPr/>
+        <w:t>.</w:t>
+      </w:r>
+      <w:r>
+        <w:rPr>
+          <w:lang w:val="en-US"/>
+        </w:rPr>
+        <w:t>2</w:t>
+      </w:r>
+      <w:r>
+        <w:rPr/>
+        <w:t xml:space="preserve"> </w:t>
+      </w:r>
+      <w:r>
+        <w:rPr>
+          <w:lang w:val="ru-RU"/>
+        </w:rPr>
+        <w:t>Ошибки</w:t>
+      </w:r>
+    </w:p>
+    <w:p>
+      <w:pPr>
+        <w:pStyle w:val="Style16"/>
+        <w:rPr>
+          <w:lang w:val="ru-RU"/>
+        </w:rPr>
+      </w:pPr>
+      <w:r>
+        <w:rPr>
+          <w:lang w:val="ru-RU"/>
+        </w:rPr>
+      </w:r>
+    </w:p>
+    <w:p>
+      <w:pPr>
+        <w:pStyle w:val="Style16"/>
+        <w:rPr>
+          <w:lang w:val="ru-RU"/>
+        </w:rPr>
+      </w:pPr>
+      <w:r>
+        <w:rPr>
+          <w:lang w:val="ru-RU"/>
+        </w:rPr>
         <w:t xml:space="preserve">На этой странице также присутствуют ошибки отсутствия </w:t>
       </w:r>
       <w:r>
@@ -2250,130 +2760,6 @@
           <w:lang w:val="ru-RU"/>
         </w:rPr>
         <w:t xml:space="preserve">текста у изображений. </w:t>
-      </w:r>
-    </w:p>
-    <w:p>
-      <w:pPr>
-        <w:pStyle w:val="Style16"/>
-        <w:rPr>
-          <w:lang w:val="ru-RU"/>
-        </w:rPr>
-      </w:pPr>
-      <w:r>
-        <w:rPr>
-          <w:lang w:val="ru-RU"/>
-        </w:rPr>
-        <w:t xml:space="preserve">Также, помимо этих ошибок, присутствуют предупреждения, рекомендующие не применять более одного </w:t>
-      </w:r>
-      <w:r>
-        <w:rPr>
-          <w:lang w:val="en-US"/>
-        </w:rPr>
-        <w:t xml:space="preserve">h1 </w:t>
-      </w:r>
-      <w:r>
-        <w:rPr>
-          <w:lang w:val="ru-RU"/>
-        </w:rPr>
-        <w:t>элемента на странице. Эта рекомендация обусловлена контекстом эпохи стандарта</w:t>
-      </w:r>
-      <w:r>
-        <w:rPr>
-          <w:lang w:val="en-US"/>
-        </w:rPr>
-        <w:t xml:space="preserve"> HTML4,</w:t>
-      </w:r>
-      <w:r>
-        <w:rPr>
-          <w:lang w:val="ru-RU"/>
-        </w:rPr>
-        <w:t xml:space="preserve"> когда</w:t>
-      </w:r>
-      <w:r>
-        <w:rPr>
-          <w:lang w:val="en-US"/>
-        </w:rPr>
-        <w:t xml:space="preserve"> h1</w:t>
-      </w:r>
-      <w:r>
-        <w:rPr>
-          <w:lang w:val="ru-RU"/>
-        </w:rPr>
-        <w:t xml:space="preserve"> однозначно означал главный заголовок документа, как заголовок книги.</w:t>
-      </w:r>
-    </w:p>
-    <w:p>
-      <w:pPr>
-        <w:pStyle w:val="Style16"/>
-        <w:rPr>
-          <w:lang w:val="ru-RU"/>
-        </w:rPr>
-      </w:pPr>
-      <w:r>
-        <w:rPr>
-          <w:lang w:val="ru-RU"/>
-        </w:rPr>
-        <w:t xml:space="preserve">Стандарт </w:t>
-      </w:r>
-      <w:r>
-        <w:rPr>
-          <w:lang w:val="en-US"/>
-        </w:rPr>
-        <w:t xml:space="preserve">HTML5 </w:t>
-      </w:r>
-      <w:r>
-        <w:rPr>
-          <w:lang w:val="ru-RU"/>
-        </w:rPr>
-        <w:t xml:space="preserve">допускает применение нескольких </w:t>
-      </w:r>
-      <w:r>
-        <w:rPr>
-          <w:lang w:val="en-US"/>
-        </w:rPr>
-        <w:t xml:space="preserve">h1 </w:t>
-      </w:r>
-      <w:r>
-        <w:rPr>
-          <w:lang w:val="ru-RU"/>
-        </w:rPr>
-        <w:t>на странице, если они не вложены друг в друга, и помимо этого множественные</w:t>
-      </w:r>
-      <w:r>
-        <w:rPr>
-          <w:lang w:val="en-US"/>
-        </w:rPr>
-        <w:t xml:space="preserve"> h1 </w:t>
-      </w:r>
-      <w:r>
-        <w:rPr>
-          <w:lang w:val="ru-RU"/>
-        </w:rPr>
-        <w:t xml:space="preserve">не создают проблем для </w:t>
-      </w:r>
-      <w:r>
-        <w:rPr>
-          <w:lang w:val="en-US"/>
-        </w:rPr>
-        <w:t>SEO</w:t>
-      </w:r>
-      <w:r>
-        <w:rPr>
-          <w:lang w:val="ru-RU"/>
-        </w:rPr>
-        <w:t xml:space="preserve">. Таким образом, применение более одного </w:t>
-      </w:r>
-      <w:r>
-        <w:rPr>
-          <w:lang w:val="en-US"/>
-        </w:rPr>
-        <w:t xml:space="preserve">h1 </w:t>
-      </w:r>
-      <w:r>
-        <w:rPr>
-          <w:lang w:val="ru-RU"/>
-        </w:rPr>
-        <w:t>не является ошибкой, но прислушаться рекомендации стоит для совместимости с легаси.</w:t>
       </w:r>
     </w:p>
     <w:p>
@@ -2545,7 +2931,9 @@
                               <w:rPr/>
                             </w:pPr>
                             <w:r>
-                              <w:rPr/>
+                              <w:rPr>
+                                <w:color w:val="000000"/>
+                              </w:rPr>
                               <w:drawing>
                                 <wp:inline distT="0" distB="0" distL="0" distR="0">
                                   <wp:extent cx="5557520" cy="974090"/>
@@ -2564,7 +2952,7 @@
                                           </pic:cNvPicPr>
                                         </pic:nvPicPr>
                                         <pic:blipFill>
-                                          <a:blip r:embed="rId11"/>
+                                          <a:blip r:embed="rId12"/>
                                           <a:stretch>
                                             <a:fillRect/>
                                           </a:stretch>
@@ -2586,37 +2974,52 @@
                               </w:drawing>
                             </w:r>
                             <w:r>
-                              <w:rPr/>
+                              <w:rPr>
+                                <w:color w:val="000000"/>
+                              </w:rPr>
                               <w:t xml:space="preserve">Рисунок </w:t>
                             </w:r>
-                            <w:bookmarkStart w:id="14" w:name="Ref_Рисунок3_number_only"/>
-                            <w:r>
-                              <w:rPr/>
+                            <w:bookmarkStart w:id="17" w:name="Ref_Рисунок3_number_only"/>
+                            <w:r>
+                              <w:rPr>
+                                <w:color w:val="000000"/>
+                              </w:rPr>
                               <w:fldChar w:fldCharType="begin"/>
                             </w:r>
                             <w:r>
-                              <w:rPr/>
+                              <w:rPr>
+                                <w:color w:val="000000"/>
+                              </w:rPr>
                               <w:instrText xml:space="preserve"> SEQ Рисунок \* ARABIC </w:instrText>
                             </w:r>
                             <w:r>
-                              <w:rPr/>
+                              <w:rPr>
+                                <w:color w:val="000000"/>
+                              </w:rPr>
                               <w:fldChar w:fldCharType="separate"/>
                             </w:r>
                             <w:r>
-                              <w:rPr/>
+                              <w:rPr>
+                                <w:color w:val="000000"/>
+                              </w:rPr>
                               <w:t>4</w:t>
                             </w:r>
                             <w:r>
-                              <w:rPr/>
+                              <w:rPr>
+                                <w:color w:val="000000"/>
+                              </w:rPr>
                               <w:fldChar w:fldCharType="end"/>
                             </w:r>
-                            <w:bookmarkEnd w:id="14"/>
-                            <w:r>
-                              <w:rPr/>
+                            <w:bookmarkEnd w:id="17"/>
+                            <w:r>
+                              <w:rPr>
+                                <w:color w:val="000000"/>
+                              </w:rPr>
                               <w:t xml:space="preserve"> - Результат исправлений </w:t>
                             </w:r>
                             <w:r>
                               <w:rPr>
+                                <w:color w:val="000000"/>
                                 <w:lang w:val="en-US"/>
                               </w:rPr>
                               <w:t>expertise.html</w:t>
@@ -2647,7 +3050,9 @@
                         <w:rPr/>
                       </w:pPr>
                       <w:r>
-                        <w:rPr/>
+                        <w:rPr>
+                          <w:color w:val="000000"/>
+                        </w:rPr>
                         <w:drawing>
                           <wp:inline distT="0" distB="0" distL="0" distR="0">
                             <wp:extent cx="5557520" cy="974090"/>
@@ -2666,7 +3071,7 @@
                                     </pic:cNvPicPr>
                                   </pic:nvPicPr>
                                   <pic:blipFill>
-                                    <a:blip r:embed="rId12"/>
+                                    <a:blip r:embed="rId13"/>
                                     <a:stretch>
                                       <a:fillRect/>
                                     </a:stretch>
@@ -2688,37 +3093,52 @@
                         </w:drawing>
                       </w:r>
                       <w:r>
-                        <w:rPr/>
+                        <w:rPr>
+                          <w:color w:val="000000"/>
+                        </w:rPr>
                         <w:t xml:space="preserve">Рисунок </w:t>
                       </w:r>
-                      <w:bookmarkStart w:id="15" w:name="Ref_Рисунок3_number_only"/>
-                      <w:r>
-                        <w:rPr/>
+                      <w:bookmarkStart w:id="18" w:name="Ref_Рисунок3_number_only"/>
+                      <w:r>
+                        <w:rPr>
+                          <w:color w:val="000000"/>
+                        </w:rPr>
                         <w:fldChar w:fldCharType="begin"/>
                       </w:r>
                       <w:r>
-                        <w:rPr/>
+                        <w:rPr>
+                          <w:color w:val="000000"/>
+                        </w:rPr>
                         <w:instrText xml:space="preserve"> SEQ Рисунок \* ARABIC </w:instrText>
                       </w:r>
                       <w:r>
-                        <w:rPr/>
+                        <w:rPr>
+                          <w:color w:val="000000"/>
+                        </w:rPr>
                         <w:fldChar w:fldCharType="separate"/>
                       </w:r>
                       <w:r>
-                        <w:rPr/>
+                        <w:rPr>
+                          <w:color w:val="000000"/>
+                        </w:rPr>
                         <w:t>4</w:t>
                       </w:r>
                       <w:r>
-                        <w:rPr/>
+                        <w:rPr>
+                          <w:color w:val="000000"/>
+                        </w:rPr>
                         <w:fldChar w:fldCharType="end"/>
                       </w:r>
-                      <w:bookmarkEnd w:id="15"/>
-                      <w:r>
-                        <w:rPr/>
+                      <w:bookmarkEnd w:id="18"/>
+                      <w:r>
+                        <w:rPr>
+                          <w:color w:val="000000"/>
+                        </w:rPr>
                         <w:t xml:space="preserve"> - Результат исправлений </w:t>
                       </w:r>
                       <w:r>
                         <w:rPr>
+                          <w:color w:val="000000"/>
                           <w:lang w:val="en-US"/>
                         </w:rPr>
                         <w:t>expertise.html</w:t>
@@ -2736,19 +3156,41 @@
     <w:p>
       <w:pPr>
         <w:pStyle w:val="231"/>
-        <w:numPr>
-          <w:ilvl w:val="0"/>
-          <w:numId w:val="0"/>
-        </w:numPr>
-        <w:ind w:hanging="0" w:start="737"/>
-        <w:jc w:val="start"/>
-        <w:rPr/>
-      </w:pPr>
-      <w:bookmarkStart w:id="16" w:name="__RefHeading___Toc6154_3668578999_Copy_1"/>
-      <w:bookmarkEnd w:id="16"/>
-      <w:r>
-        <w:rPr/>
-        <w:t>3 ВАЛИДАЦИЯ СТРАНИЦЫ «УСЛУГИ»</w:t>
+        <w:rPr/>
+      </w:pPr>
+      <w:bookmarkStart w:id="19" w:name="__RefHeading___Toc6154_3668578999_Copy_1"/>
+      <w:bookmarkEnd w:id="19"/>
+      <w:r>
+        <w:rPr/>
+        <w:t>1.</w:t>
+      </w:r>
+      <w:r>
+        <w:rPr>
+          <w:lang w:val="en-US"/>
+        </w:rPr>
+        <w:t>3</w:t>
+      </w:r>
+      <w:r>
+        <w:rPr/>
+        <w:t xml:space="preserve"> Валидация страницы</w:t>
+      </w:r>
+      <w:r>
+        <w:rPr>
+          <w:lang w:val="ru-RU"/>
+        </w:rPr>
+        <w:t xml:space="preserve"> </w:t>
+      </w:r>
+      <w:r>
+        <w:rPr>
+          <w:lang w:val="en-US"/>
+        </w:rPr>
+        <w:t>service</w:t>
+      </w:r>
+      <w:r>
+        <w:rPr>
+          <w:lang w:val="en-US"/>
+        </w:rPr>
+        <w:t>.html</w:t>
       </w:r>
     </w:p>
     <w:p>
@@ -2895,7 +3337,9 @@
                               <w:rPr/>
                             </w:pPr>
                             <w:r>
-                              <w:rPr/>
+                              <w:rPr>
+                                <w:color w:val="000000"/>
+                              </w:rPr>
                               <w:drawing>
                                 <wp:inline distT="0" distB="0" distL="0" distR="0">
                                   <wp:extent cx="5850255" cy="1579245"/>
@@ -2914,7 +3358,7 @@
                                           </pic:cNvPicPr>
                                         </pic:nvPicPr>
                                         <pic:blipFill>
-                                          <a:blip r:embed="rId13"/>
+                                          <a:blip r:embed="rId14"/>
                                           <a:stretch>
                                             <a:fillRect/>
                                           </a:stretch>
@@ -2936,33 +3380,47 @@
                               </w:drawing>
                             </w:r>
                             <w:r>
-                              <w:rPr/>
+                              <w:rPr>
+                                <w:color w:val="000000"/>
+                              </w:rPr>
                               <w:t xml:space="preserve">Рисунок </w:t>
                             </w:r>
-                            <w:bookmarkStart w:id="17" w:name="Ref_Рисунок4_number_only"/>
-                            <w:r>
-                              <w:rPr/>
+                            <w:bookmarkStart w:id="20" w:name="Ref_Рисунок4_number_only"/>
+                            <w:r>
+                              <w:rPr>
+                                <w:color w:val="000000"/>
+                              </w:rPr>
                               <w:fldChar w:fldCharType="begin"/>
                             </w:r>
                             <w:r>
-                              <w:rPr/>
+                              <w:rPr>
+                                <w:color w:val="000000"/>
+                              </w:rPr>
                               <w:instrText xml:space="preserve"> SEQ Рисунок \* ARABIC </w:instrText>
                             </w:r>
                             <w:r>
-                              <w:rPr/>
+                              <w:rPr>
+                                <w:color w:val="000000"/>
+                              </w:rPr>
                               <w:fldChar w:fldCharType="separate"/>
                             </w:r>
                             <w:r>
-                              <w:rPr/>
+                              <w:rPr>
+                                <w:color w:val="000000"/>
+                              </w:rPr>
                               <w:t>5</w:t>
                             </w:r>
                             <w:r>
-                              <w:rPr/>
+                              <w:rPr>
+                                <w:color w:val="000000"/>
+                              </w:rPr>
                               <w:fldChar w:fldCharType="end"/>
                             </w:r>
-                            <w:bookmarkEnd w:id="17"/>
-                            <w:r>
-                              <w:rPr/>
+                            <w:bookmarkEnd w:id="20"/>
+                            <w:r>
+                              <w:rPr>
+                                <w:color w:val="000000"/>
+                              </w:rPr>
                               <w:t xml:space="preserve"> - Валидация страницы service.html</w:t>
                             </w:r>
                           </w:p>
@@ -2992,7 +3450,9 @@
                         <w:rPr/>
                       </w:pPr>
                       <w:r>
-                        <w:rPr/>
+                        <w:rPr>
+                          <w:color w:val="000000"/>
+                        </w:rPr>
                         <w:drawing>
                           <wp:inline distT="0" distB="0" distL="0" distR="0">
                             <wp:extent cx="5850255" cy="1579245"/>
@@ -3011,7 +3471,7 @@
                                     </pic:cNvPicPr>
                                   </pic:nvPicPr>
                                   <pic:blipFill>
-                                    <a:blip r:embed="rId14"/>
+                                    <a:blip r:embed="rId15"/>
                                     <a:stretch>
                                       <a:fillRect/>
                                     </a:stretch>
@@ -3033,33 +3493,47 @@
                         </w:drawing>
                       </w:r>
                       <w:r>
-                        <w:rPr/>
+                        <w:rPr>
+                          <w:color w:val="000000"/>
+                        </w:rPr>
                         <w:t xml:space="preserve">Рисунок </w:t>
                       </w:r>
-                      <w:bookmarkStart w:id="18" w:name="Ref_Рисунок4_number_only"/>
-                      <w:r>
-                        <w:rPr/>
+                      <w:bookmarkStart w:id="21" w:name="Ref_Рисунок4_number_only"/>
+                      <w:r>
+                        <w:rPr>
+                          <w:color w:val="000000"/>
+                        </w:rPr>
                         <w:fldChar w:fldCharType="begin"/>
                       </w:r>
                       <w:r>
-                        <w:rPr/>
+                        <w:rPr>
+                          <w:color w:val="000000"/>
+                        </w:rPr>
                         <w:instrText xml:space="preserve"> SEQ Рисунок \* ARABIC </w:instrText>
                       </w:r>
                       <w:r>
-                        <w:rPr/>
+                        <w:rPr>
+                          <w:color w:val="000000"/>
+                        </w:rPr>
                         <w:fldChar w:fldCharType="separate"/>
                       </w:r>
                       <w:r>
-                        <w:rPr/>
+                        <w:rPr>
+                          <w:color w:val="000000"/>
+                        </w:rPr>
                         <w:t>5</w:t>
                       </w:r>
                       <w:r>
-                        <w:rPr/>
+                        <w:rPr>
+                          <w:color w:val="000000"/>
+                        </w:rPr>
                         <w:fldChar w:fldCharType="end"/>
                       </w:r>
-                      <w:bookmarkEnd w:id="18"/>
-                      <w:r>
-                        <w:rPr/>
+                      <w:bookmarkEnd w:id="21"/>
+                      <w:r>
+                        <w:rPr>
+                          <w:color w:val="000000"/>
+                        </w:rPr>
                         <w:t xml:space="preserve"> - Валидация страницы service.html</w:t>
                       </w:r>
                     </w:p>
@@ -3070,6 +3544,41 @@
             </w:pict>
           </mc:Fallback>
         </mc:AlternateContent>
+      </w:r>
+    </w:p>
+    <w:p>
+      <w:pPr>
+        <w:pStyle w:val="3"/>
+        <w:rPr/>
+      </w:pPr>
+      <w:bookmarkStart w:id="22" w:name="__RefHeading___Toc3238_580064006_Copy_1_"/>
+      <w:bookmarkEnd w:id="22"/>
+      <w:r>
+        <w:rPr/>
+        <w:t>1.</w:t>
+      </w:r>
+      <w:r>
+        <w:rPr>
+          <w:lang w:val="ru-RU"/>
+        </w:rPr>
+        <w:t>3</w:t>
+      </w:r>
+      <w:r>
+        <w:rPr/>
+        <w:t xml:space="preserve">.1 </w:t>
+      </w:r>
+      <w:r>
+        <w:rPr/>
+        <w:t>Ошибки</w:t>
+      </w:r>
+    </w:p>
+    <w:p>
+      <w:pPr>
+        <w:pStyle w:val="Style16"/>
+        <w:rPr/>
+      </w:pPr>
+      <w:r>
+        <w:rPr/>
       </w:r>
     </w:p>
     <w:p>
@@ -3194,7 +3703,9 @@
                               <w:rPr/>
                             </w:pPr>
                             <w:r>
-                              <w:rPr/>
+                              <w:rPr>
+                                <w:color w:val="000000"/>
+                              </w:rPr>
                               <w:drawing>
                                 <wp:inline distT="0" distB="0" distL="0" distR="0">
                                   <wp:extent cx="4267200" cy="742950"/>
@@ -3213,7 +3724,7 @@
                                           </pic:cNvPicPr>
                                         </pic:nvPicPr>
                                         <pic:blipFill>
-                                          <a:blip r:embed="rId15"/>
+                                          <a:blip r:embed="rId16"/>
                                           <a:stretch>
                                             <a:fillRect/>
                                           </a:stretch>
@@ -3235,33 +3746,47 @@
                               </w:drawing>
                             </w:r>
                             <w:r>
-                              <w:rPr/>
+                              <w:rPr>
+                                <w:color w:val="000000"/>
+                              </w:rPr>
                               <w:t xml:space="preserve">Рисунок </w:t>
                             </w:r>
-                            <w:bookmarkStart w:id="19" w:name="Ref_Рисунок5_number_only"/>
-                            <w:r>
-                              <w:rPr/>
+                            <w:bookmarkStart w:id="23" w:name="Ref_Рисунок5_number_only"/>
+                            <w:r>
+                              <w:rPr>
+                                <w:color w:val="000000"/>
+                              </w:rPr>
                               <w:fldChar w:fldCharType="begin"/>
                             </w:r>
                             <w:r>
-                              <w:rPr/>
+                              <w:rPr>
+                                <w:color w:val="000000"/>
+                              </w:rPr>
                               <w:instrText xml:space="preserve"> SEQ Рисунок \* ARABIC </w:instrText>
                             </w:r>
                             <w:r>
-                              <w:rPr/>
+                              <w:rPr>
+                                <w:color w:val="000000"/>
+                              </w:rPr>
                               <w:fldChar w:fldCharType="separate"/>
                             </w:r>
                             <w:r>
-                              <w:rPr/>
+                              <w:rPr>
+                                <w:color w:val="000000"/>
+                              </w:rPr>
                               <w:t>6</w:t>
                             </w:r>
                             <w:r>
-                              <w:rPr/>
+                              <w:rPr>
+                                <w:color w:val="000000"/>
+                              </w:rPr>
                               <w:fldChar w:fldCharType="end"/>
                             </w:r>
-                            <w:bookmarkEnd w:id="19"/>
-                            <w:r>
-                              <w:rPr/>
+                            <w:bookmarkEnd w:id="23"/>
+                            <w:r>
+                              <w:rPr>
+                                <w:color w:val="000000"/>
+                              </w:rPr>
                               <w:t xml:space="preserve"> - Результат исправлений service.html</w:t>
                             </w:r>
                           </w:p>
@@ -3291,7 +3816,9 @@
                         <w:rPr/>
                       </w:pPr>
                       <w:r>
-                        <w:rPr/>
+                        <w:rPr>
+                          <w:color w:val="000000"/>
+                        </w:rPr>
                         <w:drawing>
                           <wp:inline distT="0" distB="0" distL="0" distR="0">
                             <wp:extent cx="4267200" cy="742950"/>
@@ -3310,7 +3837,7 @@
                                     </pic:cNvPicPr>
                                   </pic:nvPicPr>
                                   <pic:blipFill>
-                                    <a:blip r:embed="rId16"/>
+                                    <a:blip r:embed="rId17"/>
                                     <a:stretch>
                                       <a:fillRect/>
                                     </a:stretch>
@@ -3332,33 +3859,47 @@
                         </w:drawing>
                       </w:r>
                       <w:r>
-                        <w:rPr/>
+                        <w:rPr>
+                          <w:color w:val="000000"/>
+                        </w:rPr>
                         <w:t xml:space="preserve">Рисунок </w:t>
                       </w:r>
-                      <w:bookmarkStart w:id="20" w:name="Ref_Рисунок5_number_only"/>
-                      <w:r>
-                        <w:rPr/>
+                      <w:bookmarkStart w:id="24" w:name="Ref_Рисунок5_number_only"/>
+                      <w:r>
+                        <w:rPr>
+                          <w:color w:val="000000"/>
+                        </w:rPr>
                         <w:fldChar w:fldCharType="begin"/>
                       </w:r>
                       <w:r>
-                        <w:rPr/>
+                        <w:rPr>
+                          <w:color w:val="000000"/>
+                        </w:rPr>
                         <w:instrText xml:space="preserve"> SEQ Рисунок \* ARABIC </w:instrText>
                       </w:r>
                       <w:r>
-                        <w:rPr/>
+                        <w:rPr>
+                          <w:color w:val="000000"/>
+                        </w:rPr>
                         <w:fldChar w:fldCharType="separate"/>
                       </w:r>
                       <w:r>
-                        <w:rPr/>
+                        <w:rPr>
+                          <w:color w:val="000000"/>
+                        </w:rPr>
                         <w:t>6</w:t>
                       </w:r>
                       <w:r>
-                        <w:rPr/>
+                        <w:rPr>
+                          <w:color w:val="000000"/>
+                        </w:rPr>
                         <w:fldChar w:fldCharType="end"/>
                       </w:r>
-                      <w:bookmarkEnd w:id="20"/>
-                      <w:r>
-                        <w:rPr/>
+                      <w:bookmarkEnd w:id="24"/>
+                      <w:r>
+                        <w:rPr>
+                          <w:color w:val="000000"/>
+                        </w:rPr>
                         <w:t xml:space="preserve"> - Результат исправлений service.html</w:t>
                       </w:r>
                     </w:p>
@@ -3383,19 +3924,41 @@
     <w:p>
       <w:pPr>
         <w:pStyle w:val="231"/>
-        <w:numPr>
-          <w:ilvl w:val="0"/>
-          <w:numId w:val="0"/>
-        </w:numPr>
-        <w:ind w:hanging="0" w:start="737"/>
-        <w:jc w:val="start"/>
-        <w:rPr/>
-      </w:pPr>
-      <w:bookmarkStart w:id="21" w:name="__RefHeading___Toc6154_3668578999_Copy_2"/>
-      <w:bookmarkEnd w:id="21"/>
-      <w:r>
-        <w:rPr/>
-        <w:t>4 ВАЛИДАЦИЯ СТРАНИЦЫ «ИНИЦИАЦИЯ»</w:t>
+        <w:rPr/>
+      </w:pPr>
+      <w:bookmarkStart w:id="25" w:name="__RefHeading___Toc6154_3668578999_Copy_2"/>
+      <w:bookmarkEnd w:id="25"/>
+      <w:r>
+        <w:rPr/>
+        <w:t>1.</w:t>
+      </w:r>
+      <w:r>
+        <w:rPr>
+          <w:lang w:val="en-US"/>
+        </w:rPr>
+        <w:t>4</w:t>
+      </w:r>
+      <w:r>
+        <w:rPr/>
+        <w:t xml:space="preserve"> Валидация страницы</w:t>
+      </w:r>
+      <w:r>
+        <w:rPr>
+          <w:lang w:val="ru-RU"/>
+        </w:rPr>
+        <w:t xml:space="preserve"> </w:t>
+      </w:r>
+      <w:r>
+        <w:rPr>
+          <w:lang w:val="en-US"/>
+        </w:rPr>
+        <w:t>initiation</w:t>
+      </w:r>
+      <w:r>
+        <w:rPr>
+          <w:lang w:val="en-US"/>
+        </w:rPr>
+        <w:t>.html</w:t>
       </w:r>
     </w:p>
     <w:p>
@@ -3567,7 +4130,9 @@
                               <w:rPr/>
                             </w:pPr>
                             <w:r>
-                              <w:rPr/>
+                              <w:rPr>
+                                <w:color w:val="000000"/>
+                              </w:rPr>
                               <w:drawing>
                                 <wp:inline distT="0" distB="0" distL="0" distR="0">
                                   <wp:extent cx="5850255" cy="1579245"/>
@@ -3586,7 +4151,7 @@
                                           </pic:cNvPicPr>
                                         </pic:nvPicPr>
                                         <pic:blipFill>
-                                          <a:blip r:embed="rId17"/>
+                                          <a:blip r:embed="rId18"/>
                                           <a:stretch>
                                             <a:fillRect/>
                                           </a:stretch>
@@ -3608,33 +4173,47 @@
                               </w:drawing>
                             </w:r>
                             <w:r>
-                              <w:rPr/>
+                              <w:rPr>
+                                <w:color w:val="000000"/>
+                              </w:rPr>
                               <w:t xml:space="preserve">Рисунок </w:t>
                             </w:r>
-                            <w:bookmarkStart w:id="22" w:name="Ref_Рисунок6_number_only"/>
-                            <w:r>
-                              <w:rPr/>
+                            <w:bookmarkStart w:id="26" w:name="Ref_Рисунок6_number_only"/>
+                            <w:r>
+                              <w:rPr>
+                                <w:color w:val="000000"/>
+                              </w:rPr>
                               <w:fldChar w:fldCharType="begin"/>
                             </w:r>
                             <w:r>
-                              <w:rPr/>
+                              <w:rPr>
+                                <w:color w:val="000000"/>
+                              </w:rPr>
                               <w:instrText xml:space="preserve"> SEQ Рисунок \* ARABIC </w:instrText>
                             </w:r>
                             <w:r>
-                              <w:rPr/>
+                              <w:rPr>
+                                <w:color w:val="000000"/>
+                              </w:rPr>
                               <w:fldChar w:fldCharType="separate"/>
                             </w:r>
                             <w:r>
-                              <w:rPr/>
+                              <w:rPr>
+                                <w:color w:val="000000"/>
+                              </w:rPr>
                               <w:t>7</w:t>
                             </w:r>
                             <w:r>
-                              <w:rPr/>
+                              <w:rPr>
+                                <w:color w:val="000000"/>
+                              </w:rPr>
                               <w:fldChar w:fldCharType="end"/>
                             </w:r>
-                            <w:bookmarkEnd w:id="22"/>
-                            <w:r>
-                              <w:rPr/>
+                            <w:bookmarkEnd w:id="26"/>
+                            <w:r>
+                              <w:rPr>
+                                <w:color w:val="000000"/>
+                              </w:rPr>
                               <w:t xml:space="preserve"> - Валидация страницы initiation.html</w:t>
                             </w:r>
                           </w:p>
@@ -3664,7 +4243,9 @@
                         <w:rPr/>
                       </w:pPr>
                       <w:r>
-                        <w:rPr/>
+                        <w:rPr>
+                          <w:color w:val="000000"/>
+                        </w:rPr>
                         <w:drawing>
                           <wp:inline distT="0" distB="0" distL="0" distR="0">
                             <wp:extent cx="5850255" cy="1579245"/>
@@ -3683,7 +4264,7 @@
                                     </pic:cNvPicPr>
                                   </pic:nvPicPr>
                                   <pic:blipFill>
-                                    <a:blip r:embed="rId18"/>
+                                    <a:blip r:embed="rId19"/>
                                     <a:stretch>
                                       <a:fillRect/>
                                     </a:stretch>
@@ -3705,33 +4286,47 @@
                         </w:drawing>
                       </w:r>
                       <w:r>
-                        <w:rPr/>
+                        <w:rPr>
+                          <w:color w:val="000000"/>
+                        </w:rPr>
                         <w:t xml:space="preserve">Рисунок </w:t>
                       </w:r>
-                      <w:bookmarkStart w:id="23" w:name="Ref_Рисунок6_number_only"/>
-                      <w:r>
-                        <w:rPr/>
+                      <w:bookmarkStart w:id="27" w:name="Ref_Рисунок6_number_only"/>
+                      <w:r>
+                        <w:rPr>
+                          <w:color w:val="000000"/>
+                        </w:rPr>
                         <w:fldChar w:fldCharType="begin"/>
                       </w:r>
                       <w:r>
-                        <w:rPr/>
+                        <w:rPr>
+                          <w:color w:val="000000"/>
+                        </w:rPr>
                         <w:instrText xml:space="preserve"> SEQ Рисунок \* ARABIC </w:instrText>
                       </w:r>
                       <w:r>
-                        <w:rPr/>
+                        <w:rPr>
+                          <w:color w:val="000000"/>
+                        </w:rPr>
                         <w:fldChar w:fldCharType="separate"/>
                       </w:r>
                       <w:r>
-                        <w:rPr/>
+                        <w:rPr>
+                          <w:color w:val="000000"/>
+                        </w:rPr>
                         <w:t>7</w:t>
                       </w:r>
                       <w:r>
-                        <w:rPr/>
+                        <w:rPr>
+                          <w:color w:val="000000"/>
+                        </w:rPr>
                         <w:fldChar w:fldCharType="end"/>
                       </w:r>
-                      <w:bookmarkEnd w:id="23"/>
-                      <w:r>
-                        <w:rPr/>
+                      <w:bookmarkEnd w:id="27"/>
+                      <w:r>
+                        <w:rPr>
+                          <w:color w:val="000000"/>
+                        </w:rPr>
                         <w:t xml:space="preserve"> - Валидация страницы initiation.html</w:t>
                       </w:r>
                     </w:p>
@@ -3742,6 +4337,41 @@
             </w:pict>
           </mc:Fallback>
         </mc:AlternateContent>
+      </w:r>
+    </w:p>
+    <w:p>
+      <w:pPr>
+        <w:pStyle w:val="3"/>
+        <w:rPr/>
+      </w:pPr>
+      <w:bookmarkStart w:id="28" w:name="__RefHeading___Toc3238_580064006_Copy_11"/>
+      <w:bookmarkEnd w:id="28"/>
+      <w:r>
+        <w:rPr/>
+        <w:t>1.</w:t>
+      </w:r>
+      <w:r>
+        <w:rPr>
+          <w:lang w:val="ru-RU"/>
+        </w:rPr>
+        <w:t>4</w:t>
+      </w:r>
+      <w:r>
+        <w:rPr/>
+        <w:t xml:space="preserve">.1 </w:t>
+      </w:r>
+      <w:r>
+        <w:rPr/>
+        <w:t>Ошибки</w:t>
+      </w:r>
+    </w:p>
+    <w:p>
+      <w:pPr>
+        <w:pStyle w:val="Style16"/>
+        <w:rPr/>
+      </w:pPr>
+      <w:r>
+        <w:rPr/>
       </w:r>
     </w:p>
     <w:p>
@@ -3868,7 +4498,9 @@
                               <w:rPr/>
                             </w:pPr>
                             <w:r>
-                              <w:rPr/>
+                              <w:rPr>
+                                <w:color w:val="000000"/>
+                              </w:rPr>
                               <w:drawing>
                                 <wp:inline distT="0" distB="0" distL="0" distR="0">
                                   <wp:extent cx="5029835" cy="976630"/>
@@ -3887,7 +4519,7 @@
                                           </pic:cNvPicPr>
                                         </pic:nvPicPr>
                                         <pic:blipFill>
-                                          <a:blip r:embed="rId19"/>
+                                          <a:blip r:embed="rId20"/>
                                           <a:stretch>
                                             <a:fillRect/>
                                           </a:stretch>
@@ -3909,33 +4541,47 @@
                               </w:drawing>
                             </w:r>
                             <w:r>
-                              <w:rPr/>
+                              <w:rPr>
+                                <w:color w:val="000000"/>
+                              </w:rPr>
                               <w:t xml:space="preserve">Рисунок </w:t>
                             </w:r>
-                            <w:bookmarkStart w:id="24" w:name="Ref_Рисунок7_number_only"/>
-                            <w:r>
-                              <w:rPr/>
+                            <w:bookmarkStart w:id="29" w:name="Ref_Рисунок7_number_only"/>
+                            <w:r>
+                              <w:rPr>
+                                <w:color w:val="000000"/>
+                              </w:rPr>
                               <w:fldChar w:fldCharType="begin"/>
                             </w:r>
                             <w:r>
-                              <w:rPr/>
+                              <w:rPr>
+                                <w:color w:val="000000"/>
+                              </w:rPr>
                               <w:instrText xml:space="preserve"> SEQ Рисунок \* ARABIC </w:instrText>
                             </w:r>
                             <w:r>
-                              <w:rPr/>
+                              <w:rPr>
+                                <w:color w:val="000000"/>
+                              </w:rPr>
                               <w:fldChar w:fldCharType="separate"/>
                             </w:r>
                             <w:r>
-                              <w:rPr/>
+                              <w:rPr>
+                                <w:color w:val="000000"/>
+                              </w:rPr>
                               <w:t>8</w:t>
                             </w:r>
                             <w:r>
-                              <w:rPr/>
+                              <w:rPr>
+                                <w:color w:val="000000"/>
+                              </w:rPr>
                               <w:fldChar w:fldCharType="end"/>
                             </w:r>
-                            <w:bookmarkEnd w:id="24"/>
-                            <w:r>
-                              <w:rPr/>
+                            <w:bookmarkEnd w:id="29"/>
+                            <w:r>
+                              <w:rPr>
+                                <w:color w:val="000000"/>
+                              </w:rPr>
                               <w:t xml:space="preserve"> - Результат исправлений initiation.html</w:t>
                             </w:r>
                           </w:p>
@@ -3965,7 +4611,9 @@
                         <w:rPr/>
                       </w:pPr>
                       <w:r>
-                        <w:rPr/>
+                        <w:rPr>
+                          <w:color w:val="000000"/>
+                        </w:rPr>
                         <w:drawing>
                           <wp:inline distT="0" distB="0" distL="0" distR="0">
                             <wp:extent cx="5029835" cy="976630"/>
@@ -3984,7 +4632,7 @@
                                     </pic:cNvPicPr>
                                   </pic:nvPicPr>
                                   <pic:blipFill>
-                                    <a:blip r:embed="rId20"/>
+                                    <a:blip r:embed="rId21"/>
                                     <a:stretch>
                                       <a:fillRect/>
                                     </a:stretch>
@@ -4006,33 +4654,47 @@
                         </w:drawing>
                       </w:r>
                       <w:r>
-                        <w:rPr/>
+                        <w:rPr>
+                          <w:color w:val="000000"/>
+                        </w:rPr>
                         <w:t xml:space="preserve">Рисунок </w:t>
                       </w:r>
-                      <w:bookmarkStart w:id="25" w:name="Ref_Рисунок7_number_only"/>
-                      <w:r>
-                        <w:rPr/>
+                      <w:bookmarkStart w:id="30" w:name="Ref_Рисунок7_number_only"/>
+                      <w:r>
+                        <w:rPr>
+                          <w:color w:val="000000"/>
+                        </w:rPr>
                         <w:fldChar w:fldCharType="begin"/>
                       </w:r>
                       <w:r>
-                        <w:rPr/>
+                        <w:rPr>
+                          <w:color w:val="000000"/>
+                        </w:rPr>
                         <w:instrText xml:space="preserve"> SEQ Рисунок \* ARABIC </w:instrText>
                       </w:r>
                       <w:r>
-                        <w:rPr/>
+                        <w:rPr>
+                          <w:color w:val="000000"/>
+                        </w:rPr>
                         <w:fldChar w:fldCharType="separate"/>
                       </w:r>
                       <w:r>
-                        <w:rPr/>
+                        <w:rPr>
+                          <w:color w:val="000000"/>
+                        </w:rPr>
                         <w:t>8</w:t>
                       </w:r>
                       <w:r>
-                        <w:rPr/>
+                        <w:rPr>
+                          <w:color w:val="000000"/>
+                        </w:rPr>
                         <w:fldChar w:fldCharType="end"/>
                       </w:r>
-                      <w:bookmarkEnd w:id="25"/>
-                      <w:r>
-                        <w:rPr/>
+                      <w:bookmarkEnd w:id="30"/>
+                      <w:r>
+                        <w:rPr>
+                          <w:color w:val="000000"/>
+                        </w:rPr>
                         <w:t xml:space="preserve"> - Результат исправлений initiation.html</w:t>
                       </w:r>
                     </w:p>
@@ -4048,19 +4710,41 @@
     <w:p>
       <w:pPr>
         <w:pStyle w:val="231"/>
-        <w:numPr>
-          <w:ilvl w:val="0"/>
-          <w:numId w:val="0"/>
-        </w:numPr>
-        <w:ind w:hanging="0" w:start="737"/>
-        <w:jc w:val="start"/>
-        <w:rPr/>
-      </w:pPr>
-      <w:bookmarkStart w:id="26" w:name="__RefHeading___Toc6154_3668578999_Copy_3"/>
-      <w:bookmarkEnd w:id="26"/>
-      <w:r>
-        <w:rPr/>
-        <w:t>5 ВАЛИДАЦИЯ СТРАНИЦЫ «АВТОРИЗАЦИЯ»</w:t>
+        <w:rPr/>
+      </w:pPr>
+      <w:bookmarkStart w:id="31" w:name="__RefHeading___Toc6154_3668578999_Copy_3"/>
+      <w:bookmarkEnd w:id="31"/>
+      <w:r>
+        <w:rPr/>
+        <w:t>1.</w:t>
+      </w:r>
+      <w:r>
+        <w:rPr>
+          <w:lang w:val="en-US"/>
+        </w:rPr>
+        <w:t>5</w:t>
+      </w:r>
+      <w:r>
+        <w:rPr/>
+        <w:t xml:space="preserve"> Валидация страницы</w:t>
+      </w:r>
+      <w:r>
+        <w:rPr>
+          <w:lang w:val="ru-RU"/>
+        </w:rPr>
+        <w:t xml:space="preserve"> </w:t>
+      </w:r>
+      <w:r>
+        <w:rPr>
+          <w:lang w:val="en-US"/>
+        </w:rPr>
+        <w:t>auth</w:t>
+      </w:r>
+      <w:r>
+        <w:rPr>
+          <w:lang w:val="en-US"/>
+        </w:rPr>
+        <w:t>.html</w:t>
       </w:r>
     </w:p>
     <w:p>
@@ -4229,7 +4913,9 @@
                               <w:rPr/>
                             </w:pPr>
                             <w:r>
-                              <w:rPr/>
+                              <w:rPr>
+                                <w:color w:val="000000"/>
+                              </w:rPr>
                               <w:drawing>
                                 <wp:inline distT="0" distB="0" distL="0" distR="0">
                                   <wp:extent cx="5850255" cy="3126105"/>
@@ -4248,7 +4934,7 @@
                                           </pic:cNvPicPr>
                                         </pic:nvPicPr>
                                         <pic:blipFill>
-                                          <a:blip r:embed="rId21"/>
+                                          <a:blip r:embed="rId22"/>
                                           <a:stretch>
                                             <a:fillRect/>
                                           </a:stretch>
@@ -4270,33 +4956,47 @@
                               </w:drawing>
                             </w:r>
                             <w:r>
-                              <w:rPr/>
+                              <w:rPr>
+                                <w:color w:val="000000"/>
+                              </w:rPr>
                               <w:t xml:space="preserve">Рисунок </w:t>
                             </w:r>
-                            <w:bookmarkStart w:id="27" w:name="Ref_Рисунок8_number_only"/>
-                            <w:r>
-                              <w:rPr/>
+                            <w:bookmarkStart w:id="32" w:name="Ref_Рисунок8_number_only"/>
+                            <w:r>
+                              <w:rPr>
+                                <w:color w:val="000000"/>
+                              </w:rPr>
                               <w:fldChar w:fldCharType="begin"/>
                             </w:r>
                             <w:r>
-                              <w:rPr/>
+                              <w:rPr>
+                                <w:color w:val="000000"/>
+                              </w:rPr>
                               <w:instrText xml:space="preserve"> SEQ Рисунок \* ARABIC </w:instrText>
                             </w:r>
                             <w:r>
-                              <w:rPr/>
+                              <w:rPr>
+                                <w:color w:val="000000"/>
+                              </w:rPr>
                               <w:fldChar w:fldCharType="separate"/>
                             </w:r>
                             <w:r>
-                              <w:rPr/>
+                              <w:rPr>
+                                <w:color w:val="000000"/>
+                              </w:rPr>
                               <w:t>9</w:t>
                             </w:r>
                             <w:r>
-                              <w:rPr/>
+                              <w:rPr>
+                                <w:color w:val="000000"/>
+                              </w:rPr>
                               <w:fldChar w:fldCharType="end"/>
                             </w:r>
-                            <w:bookmarkEnd w:id="27"/>
-                            <w:r>
-                              <w:rPr/>
+                            <w:bookmarkEnd w:id="32"/>
+                            <w:r>
+                              <w:rPr>
+                                <w:color w:val="000000"/>
+                              </w:rPr>
                               <w:t xml:space="preserve"> - Валидация страницы auth.html</w:t>
                             </w:r>
                           </w:p>
@@ -4326,7 +5026,9 @@
                         <w:rPr/>
                       </w:pPr>
                       <w:r>
-                        <w:rPr/>
+                        <w:rPr>
+                          <w:color w:val="000000"/>
+                        </w:rPr>
                         <w:drawing>
                           <wp:inline distT="0" distB="0" distL="0" distR="0">
                             <wp:extent cx="5850255" cy="3126105"/>
@@ -4345,7 +5047,7 @@
                                     </pic:cNvPicPr>
                                   </pic:nvPicPr>
                                   <pic:blipFill>
-                                    <a:blip r:embed="rId22"/>
+                                    <a:blip r:embed="rId23"/>
                                     <a:stretch>
                                       <a:fillRect/>
                                     </a:stretch>
@@ -4367,33 +5069,47 @@
                         </w:drawing>
                       </w:r>
                       <w:r>
-                        <w:rPr/>
+                        <w:rPr>
+                          <w:color w:val="000000"/>
+                        </w:rPr>
                         <w:t xml:space="preserve">Рисунок </w:t>
                       </w:r>
-                      <w:bookmarkStart w:id="28" w:name="Ref_Рисунок8_number_only"/>
-                      <w:r>
-                        <w:rPr/>
+                      <w:bookmarkStart w:id="33" w:name="Ref_Рисунок8_number_only"/>
+                      <w:r>
+                        <w:rPr>
+                          <w:color w:val="000000"/>
+                        </w:rPr>
                         <w:fldChar w:fldCharType="begin"/>
                       </w:r>
                       <w:r>
-                        <w:rPr/>
+                        <w:rPr>
+                          <w:color w:val="000000"/>
+                        </w:rPr>
                         <w:instrText xml:space="preserve"> SEQ Рисунок \* ARABIC </w:instrText>
                       </w:r>
                       <w:r>
-                        <w:rPr/>
+                        <w:rPr>
+                          <w:color w:val="000000"/>
+                        </w:rPr>
                         <w:fldChar w:fldCharType="separate"/>
                       </w:r>
                       <w:r>
-                        <w:rPr/>
+                        <w:rPr>
+                          <w:color w:val="000000"/>
+                        </w:rPr>
                         <w:t>9</w:t>
                       </w:r>
                       <w:r>
-                        <w:rPr/>
+                        <w:rPr>
+                          <w:color w:val="000000"/>
+                        </w:rPr>
                         <w:fldChar w:fldCharType="end"/>
                       </w:r>
-                      <w:bookmarkEnd w:id="28"/>
-                      <w:r>
-                        <w:rPr/>
+                      <w:bookmarkEnd w:id="33"/>
+                      <w:r>
+                        <w:rPr>
+                          <w:color w:val="000000"/>
+                        </w:rPr>
                         <w:t xml:space="preserve"> - Валидация страницы auth.html</w:t>
                       </w:r>
                     </w:p>
@@ -4404,6 +5120,41 @@
             </w:pict>
           </mc:Fallback>
         </mc:AlternateContent>
+      </w:r>
+    </w:p>
+    <w:p>
+      <w:pPr>
+        <w:pStyle w:val="3"/>
+        <w:rPr/>
+      </w:pPr>
+      <w:bookmarkStart w:id="34" w:name="__RefHeading___Toc3238_580064006_Copy_12"/>
+      <w:bookmarkEnd w:id="34"/>
+      <w:r>
+        <w:rPr/>
+        <w:t>1.</w:t>
+      </w:r>
+      <w:r>
+        <w:rPr>
+          <w:lang w:val="ru-RU"/>
+        </w:rPr>
+        <w:t>5</w:t>
+      </w:r>
+      <w:r>
+        <w:rPr/>
+        <w:t xml:space="preserve">.1 </w:t>
+      </w:r>
+      <w:r>
+        <w:rPr/>
+        <w:t>Ошибки</w:t>
+      </w:r>
+    </w:p>
+    <w:p>
+      <w:pPr>
+        <w:pStyle w:val="Style16"/>
+        <w:rPr/>
+      </w:pPr>
+      <w:r>
+        <w:rPr/>
       </w:r>
     </w:p>
     <w:p>
@@ -4614,7 +5365,9 @@
                               <w:rPr/>
                             </w:pPr>
                             <w:r>
-                              <w:rPr/>
+                              <w:rPr>
+                                <w:color w:val="000000"/>
+                              </w:rPr>
                               <w:drawing>
                                 <wp:inline distT="0" distB="0" distL="0" distR="0">
                                   <wp:extent cx="4363085" cy="914400"/>
@@ -4633,7 +5386,7 @@
                                           </pic:cNvPicPr>
                                         </pic:nvPicPr>
                                         <pic:blipFill>
-                                          <a:blip r:embed="rId23"/>
+                                          <a:blip r:embed="rId24"/>
                                           <a:stretch>
                                             <a:fillRect/>
                                           </a:stretch>
@@ -4655,33 +5408,47 @@
                               </w:drawing>
                             </w:r>
                             <w:r>
-                              <w:rPr/>
+                              <w:rPr>
+                                <w:color w:val="000000"/>
+                              </w:rPr>
                               <w:t xml:space="preserve">Рисунок </w:t>
                             </w:r>
-                            <w:bookmarkStart w:id="29" w:name="Ref_Рисунок9_number_only"/>
-                            <w:r>
-                              <w:rPr/>
+                            <w:bookmarkStart w:id="35" w:name="Ref_Рисунок9_number_only"/>
+                            <w:r>
+                              <w:rPr>
+                                <w:color w:val="000000"/>
+                              </w:rPr>
                               <w:fldChar w:fldCharType="begin"/>
                             </w:r>
                             <w:r>
-                              <w:rPr/>
+                              <w:rPr>
+                                <w:color w:val="000000"/>
+                              </w:rPr>
                               <w:instrText xml:space="preserve"> SEQ Рисунок \* ARABIC </w:instrText>
                             </w:r>
                             <w:r>
-                              <w:rPr/>
+                              <w:rPr>
+                                <w:color w:val="000000"/>
+                              </w:rPr>
                               <w:fldChar w:fldCharType="separate"/>
                             </w:r>
                             <w:r>
-                              <w:rPr/>
+                              <w:rPr>
+                                <w:color w:val="000000"/>
+                              </w:rPr>
                               <w:t>10</w:t>
                             </w:r>
                             <w:r>
-                              <w:rPr/>
+                              <w:rPr>
+                                <w:color w:val="000000"/>
+                              </w:rPr>
                               <w:fldChar w:fldCharType="end"/>
                             </w:r>
-                            <w:bookmarkEnd w:id="29"/>
-                            <w:r>
-                              <w:rPr/>
+                            <w:bookmarkEnd w:id="35"/>
+                            <w:r>
+                              <w:rPr>
+                                <w:color w:val="000000"/>
+                              </w:rPr>
                               <w:t xml:space="preserve"> - Результат исправлений auth.html</w:t>
                             </w:r>
                           </w:p>
@@ -4711,7 +5478,9 @@
                         <w:rPr/>
                       </w:pPr>
                       <w:r>
-                        <w:rPr/>
+                        <w:rPr>
+                          <w:color w:val="000000"/>
+                        </w:rPr>
                         <w:drawing>
                           <wp:inline distT="0" distB="0" distL="0" distR="0">
                             <wp:extent cx="4363085" cy="914400"/>
@@ -4730,7 +5499,7 @@
                                     </pic:cNvPicPr>
                                   </pic:nvPicPr>
                                   <pic:blipFill>
-                                    <a:blip r:embed="rId24"/>
+                                    <a:blip r:embed="rId25"/>
                                     <a:stretch>
                                       <a:fillRect/>
                                     </a:stretch>
@@ -4752,33 +5521,47 @@
                         </w:drawing>
                       </w:r>
                       <w:r>
-                        <w:rPr/>
+                        <w:rPr>
+                          <w:color w:val="000000"/>
+                        </w:rPr>
                         <w:t xml:space="preserve">Рисунок </w:t>
                       </w:r>
-                      <w:bookmarkStart w:id="30" w:name="Ref_Рисунок9_number_only"/>
-                      <w:r>
-                        <w:rPr/>
+                      <w:bookmarkStart w:id="36" w:name="Ref_Рисунок9_number_only"/>
+                      <w:r>
+                        <w:rPr>
+                          <w:color w:val="000000"/>
+                        </w:rPr>
                         <w:fldChar w:fldCharType="begin"/>
                       </w:r>
                       <w:r>
-                        <w:rPr/>
+                        <w:rPr>
+                          <w:color w:val="000000"/>
+                        </w:rPr>
                         <w:instrText xml:space="preserve"> SEQ Рисунок \* ARABIC </w:instrText>
                       </w:r>
                       <w:r>
-                        <w:rPr/>
+                        <w:rPr>
+                          <w:color w:val="000000"/>
+                        </w:rPr>
                         <w:fldChar w:fldCharType="separate"/>
                       </w:r>
                       <w:r>
-                        <w:rPr/>
+                        <w:rPr>
+                          <w:color w:val="000000"/>
+                        </w:rPr>
                         <w:t>10</w:t>
                       </w:r>
                       <w:r>
-                        <w:rPr/>
+                        <w:rPr>
+                          <w:color w:val="000000"/>
+                        </w:rPr>
                         <w:fldChar w:fldCharType="end"/>
                       </w:r>
-                      <w:bookmarkEnd w:id="30"/>
-                      <w:r>
-                        <w:rPr/>
+                      <w:bookmarkEnd w:id="36"/>
+                      <w:r>
+                        <w:rPr>
+                          <w:color w:val="000000"/>
+                        </w:rPr>
                         <w:t xml:space="preserve"> - Результат исправлений auth.html</w:t>
                       </w:r>
                     </w:p>
@@ -4804,19 +5587,41 @@
     <w:p>
       <w:pPr>
         <w:pStyle w:val="231"/>
-        <w:numPr>
-          <w:ilvl w:val="0"/>
-          <w:numId w:val="0"/>
-        </w:numPr>
-        <w:ind w:hanging="0" w:start="737"/>
-        <w:jc w:val="start"/>
-        <w:rPr/>
-      </w:pPr>
-      <w:bookmarkStart w:id="31" w:name="__RefHeading___Toc6154_3668578999_Copy_4"/>
-      <w:bookmarkEnd w:id="31"/>
-      <w:r>
-        <w:rPr/>
-        <w:t>6 ВАЛИДАЦИЯ СТРАНИЦЫ «ЛИЧНЫЙ КАБИНЕТ»</w:t>
+        <w:rPr/>
+      </w:pPr>
+      <w:bookmarkStart w:id="37" w:name="__RefHeading___Toc6154_3668578999_Copy_4"/>
+      <w:bookmarkEnd w:id="37"/>
+      <w:r>
+        <w:rPr/>
+        <w:t>1.</w:t>
+      </w:r>
+      <w:r>
+        <w:rPr>
+          <w:lang w:val="en-US"/>
+        </w:rPr>
+        <w:t>6</w:t>
+      </w:r>
+      <w:r>
+        <w:rPr/>
+        <w:t xml:space="preserve"> Валидация страницы</w:t>
+      </w:r>
+      <w:r>
+        <w:rPr>
+          <w:lang w:val="ru-RU"/>
+        </w:rPr>
+        <w:t xml:space="preserve"> </w:t>
+      </w:r>
+      <w:r>
+        <w:rPr>
+          <w:lang w:val="en-US"/>
+        </w:rPr>
+        <w:t>account</w:t>
+      </w:r>
+      <w:r>
+        <w:rPr>
+          <w:lang w:val="en-US"/>
+        </w:rPr>
+        <w:t>.html</w:t>
       </w:r>
     </w:p>
     <w:p>
@@ -4925,7 +5730,7 @@
                 <wp:positionV relativeFrom="paragraph">
                   <wp:posOffset>196215</wp:posOffset>
                 </wp:positionV>
-                <wp:extent cx="5850255" cy="2827020"/>
+                <wp:extent cx="5850255" cy="1663700"/>
                 <wp:effectExtent l="0" t="0" r="0" b="0"/>
                 <wp:wrapTopAndBottom/>
                 <wp:docPr id="11" name="Frame11"/>
@@ -4936,7 +5741,7 @@
                       <wps:spPr>
                         <a:xfrm>
                           <a:off x="0" y="0"/>
-                          <a:ext cx="5850360" cy="2827080"/>
+                          <a:ext cx="5850360" cy="1663560"/>
                         </a:xfrm>
                         <a:prstGeom prst="rect">
                           <a:avLst/>
@@ -4964,10 +5769,12 @@
                               <w:rPr/>
                             </w:pPr>
                             <w:r>
-                              <w:rPr/>
+                              <w:rPr>
+                                <w:color w:val="000000"/>
+                              </w:rPr>
                               <w:drawing>
                                 <wp:inline distT="0" distB="0" distL="0" distR="0">
-                                  <wp:extent cx="5850255" cy="2499360"/>
+                                  <wp:extent cx="5850255" cy="1207135"/>
                                   <wp:effectExtent l="0" t="0" r="0" b="0"/>
                                   <wp:docPr id="13" name="Image11" descr="" title=""/>
                                   <wp:cNvGraphicFramePr>
@@ -4983,7 +5790,8 @@
                                           </pic:cNvPicPr>
                                         </pic:nvPicPr>
                                         <pic:blipFill>
-                                          <a:blip r:embed="rId25"/>
+                                          <a:blip r:embed="rId26"/>
+                                          <a:srcRect l="0" t="0" r="0" b="51691"/>
                                           <a:stretch>
                                             <a:fillRect/>
                                           </a:stretch>
@@ -4991,7 +5799,7 @@
                                         <pic:spPr bwMode="auto">
                                           <a:xfrm>
                                             <a:off x="0" y="0"/>
-                                            <a:ext cx="5850255" cy="2499360"/>
+                                            <a:ext cx="5850255" cy="1207135"/>
                                           </a:xfrm>
                                           <a:prstGeom prst="rect">
                                             <a:avLst/>
@@ -5005,33 +5813,47 @@
                               </w:drawing>
                             </w:r>
                             <w:r>
-                              <w:rPr/>
+                              <w:rPr>
+                                <w:color w:val="000000"/>
+                              </w:rPr>
                               <w:t xml:space="preserve">Рисунок </w:t>
                             </w:r>
-                            <w:bookmarkStart w:id="32" w:name="Ref_Рисунок10_number_only"/>
-                            <w:r>
-                              <w:rPr/>
+                            <w:bookmarkStart w:id="38" w:name="Ref_Рисунок10_number_only"/>
+                            <w:r>
+                              <w:rPr>
+                                <w:color w:val="000000"/>
+                              </w:rPr>
                               <w:fldChar w:fldCharType="begin"/>
                             </w:r>
                             <w:r>
-                              <w:rPr/>
+                              <w:rPr>
+                                <w:color w:val="000000"/>
+                              </w:rPr>
                               <w:instrText xml:space="preserve"> SEQ Рисунок \* ARABIC </w:instrText>
                             </w:r>
                             <w:r>
-                              <w:rPr/>
+                              <w:rPr>
+                                <w:color w:val="000000"/>
+                              </w:rPr>
                               <w:fldChar w:fldCharType="separate"/>
                             </w:r>
                             <w:r>
-                              <w:rPr/>
+                              <w:rPr>
+                                <w:color w:val="000000"/>
+                              </w:rPr>
                               <w:t>11</w:t>
                             </w:r>
                             <w:r>
-                              <w:rPr/>
+                              <w:rPr>
+                                <w:color w:val="000000"/>
+                              </w:rPr>
                               <w:fldChar w:fldCharType="end"/>
                             </w:r>
-                            <w:bookmarkEnd w:id="32"/>
-                            <w:r>
-                              <w:rPr/>
+                            <w:bookmarkEnd w:id="38"/>
+                            <w:r>
+                              <w:rPr>
+                                <w:color w:val="000000"/>
+                              </w:rPr>
                               <w:t xml:space="preserve"> - Валидация страницы account.html</w:t>
                             </w:r>
                           </w:p>
@@ -5048,7 +5870,7 @@
           </mc:Choice>
           <mc:Fallback>
             <w:pict>
-              <v:rect id="shape_0" ID="Frame11" path="m0,0l-2147483645,0l-2147483645,-2147483646l0,-2147483646xe" fillcolor="white" stroked="f" o:allowincell="f" style="position:absolute;margin-left:0pt;margin-top:15.45pt;width:460.6pt;height:222.55pt;mso-wrap-style:square;v-text-anchor:top">
+              <v:rect id="shape_0" ID="Frame11" path="m0,0l-2147483645,0l-2147483645,-2147483646l0,-2147483646xe" fillcolor="white" stroked="f" o:allowincell="f" style="position:absolute;margin-left:0pt;margin-top:15.45pt;width:460.6pt;height:130.95pt;mso-wrap-style:square;v-text-anchor:top">
                 <v:fill o:detectmouseclick="t" type="solid" color2="black"/>
                 <v:stroke color="#3465a4" joinstyle="round" endcap="flat"/>
                 <v:textbox>
@@ -5061,10 +5883,12 @@
                         <w:rPr/>
                       </w:pPr>
                       <w:r>
-                        <w:rPr/>
+                        <w:rPr>
+                          <w:color w:val="000000"/>
+                        </w:rPr>
                         <w:drawing>
                           <wp:inline distT="0" distB="0" distL="0" distR="0">
-                            <wp:extent cx="5850255" cy="2499360"/>
+                            <wp:extent cx="5850255" cy="1207135"/>
                             <wp:effectExtent l="0" t="0" r="0" b="0"/>
                             <wp:docPr id="14" name="Image11" descr="" title=""/>
                             <wp:cNvGraphicFramePr>
@@ -5080,7 +5904,8 @@
                                     </pic:cNvPicPr>
                                   </pic:nvPicPr>
                                   <pic:blipFill>
-                                    <a:blip r:embed="rId26"/>
+                                    <a:blip r:embed="rId27"/>
+                                    <a:srcRect l="0" t="0" r="0" b="51691"/>
                                     <a:stretch>
                                       <a:fillRect/>
                                     </a:stretch>
@@ -5088,7 +5913,7 @@
                                   <pic:spPr bwMode="auto">
                                     <a:xfrm>
                                       <a:off x="0" y="0"/>
-                                      <a:ext cx="5850255" cy="2499360"/>
+                                      <a:ext cx="5850255" cy="1207135"/>
                                     </a:xfrm>
                                     <a:prstGeom prst="rect">
                                       <a:avLst/>
@@ -5102,33 +5927,47 @@
                         </w:drawing>
                       </w:r>
                       <w:r>
-                        <w:rPr/>
+                        <w:rPr>
+                          <w:color w:val="000000"/>
+                        </w:rPr>
                         <w:t xml:space="preserve">Рисунок </w:t>
                       </w:r>
-                      <w:bookmarkStart w:id="33" w:name="Ref_Рисунок10_number_only"/>
-                      <w:r>
-                        <w:rPr/>
+                      <w:bookmarkStart w:id="39" w:name="Ref_Рисунок10_number_only"/>
+                      <w:r>
+                        <w:rPr>
+                          <w:color w:val="000000"/>
+                        </w:rPr>
                         <w:fldChar w:fldCharType="begin"/>
                       </w:r>
                       <w:r>
-                        <w:rPr/>
+                        <w:rPr>
+                          <w:color w:val="000000"/>
+                        </w:rPr>
                         <w:instrText xml:space="preserve"> SEQ Рисунок \* ARABIC </w:instrText>
                       </w:r>
                       <w:r>
-                        <w:rPr/>
+                        <w:rPr>
+                          <w:color w:val="000000"/>
+                        </w:rPr>
                         <w:fldChar w:fldCharType="separate"/>
                       </w:r>
                       <w:r>
-                        <w:rPr/>
+                        <w:rPr>
+                          <w:color w:val="000000"/>
+                        </w:rPr>
                         <w:t>11</w:t>
                       </w:r>
                       <w:r>
-                        <w:rPr/>
+                        <w:rPr>
+                          <w:color w:val="000000"/>
+                        </w:rPr>
                         <w:fldChar w:fldCharType="end"/>
                       </w:r>
-                      <w:bookmarkEnd w:id="33"/>
-                      <w:r>
-                        <w:rPr/>
+                      <w:bookmarkEnd w:id="39"/>
+                      <w:r>
+                        <w:rPr>
+                          <w:color w:val="000000"/>
+                        </w:rPr>
                         <w:t xml:space="preserve"> - Валидация страницы account.html</w:t>
                       </w:r>
                     </w:p>
@@ -5143,6 +5982,30 @@
     </w:p>
     <w:p>
       <w:pPr>
+        <w:pStyle w:val="3"/>
+        <w:rPr/>
+      </w:pPr>
+      <w:bookmarkStart w:id="40" w:name="__RefHeading___Toc3238_580064006_Copy_13"/>
+      <w:bookmarkEnd w:id="40"/>
+      <w:r>
+        <w:rPr/>
+        <w:t>1.</w:t>
+      </w:r>
+      <w:r>
+        <w:rPr/>
+        <w:t>6</w:t>
+      </w:r>
+      <w:r>
+        <w:rPr/>
+        <w:t xml:space="preserve">.1 </w:t>
+      </w:r>
+      <w:r>
+        <w:rPr/>
+        <w:t>Ошибки</w:t>
+      </w:r>
+    </w:p>
+    <w:p>
+      <w:pPr>
         <w:pStyle w:val="Style16"/>
         <w:rPr>
           <w:lang w:val="ru-RU"/>
@@ -5152,7 +6015,56 @@
         <w:rPr>
           <w:lang w:val="ru-RU"/>
         </w:rPr>
-        <w:t xml:space="preserve">Здесь присутствуют известные ошибки: отсутствие </w:t>
+      </w:r>
+    </w:p>
+    <w:p>
+      <w:pPr>
+        <w:pStyle w:val="Style16"/>
+        <w:rPr>
+          <w:lang w:val="ru-RU"/>
+        </w:rPr>
+      </w:pPr>
+      <w:r>
+        <w:rPr>
+          <w:lang w:val="ru-RU"/>
+        </w:rPr>
+        <w:t>Здесь присутству</w:t>
+      </w:r>
+      <w:r>
+        <w:rPr>
+          <w:lang w:val="ru-RU"/>
+        </w:rPr>
+        <w:t>е</w:t>
+      </w:r>
+      <w:r>
+        <w:rPr>
+          <w:lang w:val="ru-RU"/>
+        </w:rPr>
+        <w:t>т известн</w:t>
+      </w:r>
+      <w:r>
+        <w:rPr>
+          <w:lang w:val="ru-RU"/>
+        </w:rPr>
+        <w:t xml:space="preserve">ая </w:t>
+      </w:r>
+      <w:r>
+        <w:rPr>
+          <w:lang w:val="ru-RU"/>
+        </w:rPr>
+        <w:t>ошибк</w:t>
+      </w:r>
+      <w:r>
+        <w:rPr>
+          <w:lang w:val="ru-RU"/>
+        </w:rPr>
+        <w:t>а</w:t>
+      </w:r>
+      <w:r>
+        <w:rPr>
+          <w:lang w:val="ru-RU"/>
+        </w:rPr>
+        <w:t xml:space="preserve">: отсутствие </w:t>
       </w:r>
       <w:r>
         <w:rPr>
@@ -5164,71 +6076,41 @@
         <w:rPr>
           <w:lang w:val="ru-RU"/>
         </w:rPr>
-        <w:t xml:space="preserve">текста на логотипе в меню и множественное использование </w:t>
-      </w:r>
-      <w:r>
-        <w:rPr>
-          <w:lang w:val="en-US"/>
-        </w:rPr>
-        <w:t xml:space="preserve">h1 </w:t>
-      </w:r>
-      <w:r>
-        <w:rPr>
-          <w:lang w:val="ru-RU"/>
-        </w:rPr>
-        <w:t xml:space="preserve">на странице. </w:t>
+        <w:t xml:space="preserve">текста на логотипе в меню. </w:t>
       </w:r>
     </w:p>
     <w:p>
       <w:pPr>
         <w:pStyle w:val="Style16"/>
-        <w:ind w:hanging="0"/>
-        <w:rPr>
-          <w:lang w:val="ru-RU"/>
-        </w:rPr>
-      </w:pPr>
-      <w:r>
-        <w:rPr>
-          <w:lang w:val="ru-RU"/>
-        </w:rPr>
-        <w:tab/>
-        <w:t xml:space="preserve">Исправления аналогичные: </w:t>
-      </w:r>
-      <w:r>
-        <w:rPr>
-          <w:lang w:val="en-US"/>
-        </w:rPr>
-        <w:t xml:space="preserve">h1 </w:t>
-      </w:r>
-      <w:r>
-        <w:rPr>
-          <w:lang w:val="ru-RU"/>
-        </w:rPr>
-        <w:t xml:space="preserve">заменены на </w:t>
-      </w:r>
-      <w:r>
-        <w:rPr>
-          <w:lang w:val="en-US"/>
-        </w:rPr>
-        <w:t xml:space="preserve">h2 </w:t>
-      </w:r>
-      <w:r>
-        <w:rPr>
-          <w:lang w:val="ru-RU"/>
-        </w:rPr>
-        <w:t xml:space="preserve">со специальной стилизацией, добавлен </w:t>
-      </w:r>
-      <w:r>
-        <w:rPr>
-          <w:lang w:val="en-US"/>
-        </w:rPr>
-        <w:t>alt-</w:t>
-      </w:r>
-      <w:r>
-        <w:rPr>
-          <w:lang w:val="ru-RU"/>
-        </w:rPr>
-        <w:t>текст к логотипу.</w:t>
+        <w:rPr/>
+      </w:pPr>
+      <w:r>
+        <w:rPr/>
+        <w:t xml:space="preserve">Результат валидации исправленной версии страницы представлен на рисунке </w:t>
+      </w:r>
+      <w:r>
+        <w:rPr/>
+        <w:fldChar w:fldCharType="begin"/>
+      </w:r>
+      <w:r>
+        <w:rPr/>
+        <w:instrText xml:space="preserve"> REF Ref_Рисунок11_number_only \h </w:instrText>
+      </w:r>
+      <w:r>
+        <w:rPr/>
+        <w:fldChar w:fldCharType="separate"/>
+      </w:r>
+      <w:r>
+        <w:rPr/>
+        <w:t>12</w:t>
+      </w:r>
+      <w:r>
+        <w:rPr/>
+        <w:fldChar w:fldCharType="end"/>
+      </w:r>
+      <w:r>
+        <w:rPr/>
+        <w:t>.</w:t>
       </w:r>
     </w:p>
     <w:p>
@@ -5238,57 +6120,11 @@
       </w:pPr>
       <w:r>
         <w:rPr/>
-        <w:t xml:space="preserve">Результат валидации исправленной версии страницы представлен на рисунке </w:t>
-      </w:r>
-      <w:r>
-        <w:rPr/>
-        <w:fldChar w:fldCharType="begin"/>
-      </w:r>
-      <w:r>
-        <w:rPr/>
-        <w:instrText xml:space="preserve"> REF Ref_Рисунок11_number_only \h </w:instrText>
-      </w:r>
-      <w:r>
-        <w:rPr/>
-        <w:fldChar w:fldCharType="separate"/>
-      </w:r>
-      <w:r>
-        <w:rPr/>
-        <w:t>12</w:t>
-      </w:r>
-      <w:r>
-        <w:rPr/>
-        <w:fldChar w:fldCharType="end"/>
-      </w:r>
-      <w:r>
-        <w:rPr/>
-        <w:t>.</w:t>
       </w:r>
     </w:p>
     <w:p>
       <w:pPr>
         <w:pStyle w:val="Style16"/>
-        <w:rPr/>
-      </w:pPr>
-      <w:r>
-        <w:rPr/>
-      </w:r>
-    </w:p>
-    <w:p>
-      <w:pPr>
-        <w:pStyle w:val="Style16"/>
-        <w:rPr/>
-      </w:pPr>
-      <w:r>
-        <w:rPr/>
-      </w:r>
-      <w:r>
-        <w:br w:type="page"/>
-      </w:r>
-    </w:p>
-    <w:p>
-      <w:pPr>
-        <w:pStyle w:val="Normal"/>
         <w:rPr/>
       </w:pPr>
       <w:r>
@@ -5343,7 +6179,9 @@
                               <w:rPr/>
                             </w:pPr>
                             <w:r>
-                              <w:rPr/>
+                              <w:rPr>
+                                <w:color w:val="000000"/>
+                              </w:rPr>
                               <w:drawing>
                                 <wp:inline distT="0" distB="0" distL="0" distR="0">
                                   <wp:extent cx="4200525" cy="876300"/>
@@ -5362,7 +6200,7 @@
                                           </pic:cNvPicPr>
                                         </pic:nvPicPr>
                                         <pic:blipFill>
-                                          <a:blip r:embed="rId27"/>
+                                          <a:blip r:embed="rId28"/>
                                           <a:stretch>
                                             <a:fillRect/>
                                           </a:stretch>
@@ -5384,33 +6222,47 @@
                               </w:drawing>
                             </w:r>
                             <w:r>
-                              <w:rPr/>
+                              <w:rPr>
+                                <w:color w:val="000000"/>
+                              </w:rPr>
                               <w:t xml:space="preserve">Рисунок </w:t>
                             </w:r>
-                            <w:bookmarkStart w:id="34" w:name="Ref_Рисунок11_number_only"/>
-                            <w:r>
-                              <w:rPr/>
+                            <w:bookmarkStart w:id="41" w:name="Ref_Рисунок11_number_only"/>
+                            <w:r>
+                              <w:rPr>
+                                <w:color w:val="000000"/>
+                              </w:rPr>
                               <w:fldChar w:fldCharType="begin"/>
                             </w:r>
                             <w:r>
-                              <w:rPr/>
+                              <w:rPr>
+                                <w:color w:val="000000"/>
+                              </w:rPr>
                               <w:instrText xml:space="preserve"> SEQ Рисунок \* ARABIC </w:instrText>
                             </w:r>
                             <w:r>
-                              <w:rPr/>
+                              <w:rPr>
+                                <w:color w:val="000000"/>
+                              </w:rPr>
                               <w:fldChar w:fldCharType="separate"/>
                             </w:r>
                             <w:r>
-                              <w:rPr/>
+                              <w:rPr>
+                                <w:color w:val="000000"/>
+                              </w:rPr>
                               <w:t>12</w:t>
                             </w:r>
                             <w:r>
-                              <w:rPr/>
+                              <w:rPr>
+                                <w:color w:val="000000"/>
+                              </w:rPr>
                               <w:fldChar w:fldCharType="end"/>
                             </w:r>
-                            <w:bookmarkEnd w:id="34"/>
-                            <w:r>
-                              <w:rPr/>
+                            <w:bookmarkEnd w:id="41"/>
+                            <w:r>
+                              <w:rPr>
+                                <w:color w:val="000000"/>
+                              </w:rPr>
                               <w:t xml:space="preserve"> - Результат исправлений account.html</w:t>
                             </w:r>
                           </w:p>
@@ -5440,7 +6292,9 @@
                         <w:rPr/>
                       </w:pPr>
                       <w:r>
-                        <w:rPr/>
+                        <w:rPr>
+                          <w:color w:val="000000"/>
+                        </w:rPr>
                         <w:drawing>
                           <wp:inline distT="0" distB="0" distL="0" distR="0">
                             <wp:extent cx="4200525" cy="876300"/>
@@ -5459,7 +6313,7 @@
                                     </pic:cNvPicPr>
                                   </pic:nvPicPr>
                                   <pic:blipFill>
-                                    <a:blip r:embed="rId28"/>
+                                    <a:blip r:embed="rId29"/>
                                     <a:stretch>
                                       <a:fillRect/>
                                     </a:stretch>
@@ -5481,33 +6335,47 @@
                         </w:drawing>
                       </w:r>
                       <w:r>
-                        <w:rPr/>
+                        <w:rPr>
+                          <w:color w:val="000000"/>
+                        </w:rPr>
                         <w:t xml:space="preserve">Рисунок </w:t>
                       </w:r>
-                      <w:bookmarkStart w:id="35" w:name="Ref_Рисунок11_number_only"/>
-                      <w:r>
-                        <w:rPr/>
+                      <w:bookmarkStart w:id="42" w:name="Ref_Рисунок11_number_only"/>
+                      <w:r>
+                        <w:rPr>
+                          <w:color w:val="000000"/>
+                        </w:rPr>
                         <w:fldChar w:fldCharType="begin"/>
                       </w:r>
                       <w:r>
-                        <w:rPr/>
+                        <w:rPr>
+                          <w:color w:val="000000"/>
+                        </w:rPr>
                         <w:instrText xml:space="preserve"> SEQ Рисунок \* ARABIC </w:instrText>
                       </w:r>
                       <w:r>
-                        <w:rPr/>
+                        <w:rPr>
+                          <w:color w:val="000000"/>
+                        </w:rPr>
                         <w:fldChar w:fldCharType="separate"/>
                       </w:r>
                       <w:r>
-                        <w:rPr/>
+                        <w:rPr>
+                          <w:color w:val="000000"/>
+                        </w:rPr>
                         <w:t>12</w:t>
                       </w:r>
                       <w:r>
-                        <w:rPr/>
+                        <w:rPr>
+                          <w:color w:val="000000"/>
+                        </w:rPr>
                         <w:fldChar w:fldCharType="end"/>
                       </w:r>
-                      <w:bookmarkEnd w:id="35"/>
-                      <w:r>
-                        <w:rPr/>
+                      <w:bookmarkEnd w:id="42"/>
+                      <w:r>
+                        <w:rPr>
+                          <w:color w:val="000000"/>
+                        </w:rPr>
                         <w:t xml:space="preserve"> - Результат исправлений account.html</w:t>
                       </w:r>
                     </w:p>
@@ -5519,30 +6387,41 @@
           </mc:Fallback>
         </mc:AlternateContent>
       </w:r>
-    </w:p>
-    <w:p>
-      <w:pPr>
-        <w:pStyle w:val="13"/>
-        <w:numPr>
-          <w:ilvl w:val="0"/>
-          <w:numId w:val="1"/>
-        </w:numPr>
-        <w:ind w:hanging="0"/>
-        <w:outlineLvl w:val="0"/>
-        <w:rPr>
-          <w:lang w:val="ru-RU"/>
-        </w:rPr>
-      </w:pPr>
-      <w:bookmarkStart w:id="36" w:name="__RefHeading___Toc11613_2423909492_Copy_"/>
-      <w:bookmarkStart w:id="37" w:name="_Toc182513252_Copy_1"/>
-      <w:bookmarkEnd w:id="36"/>
+      <w:r>
+        <w:br w:type="page"/>
+      </w:r>
+    </w:p>
+    <w:p>
+      <w:pPr>
+        <w:pStyle w:val="Normal"/>
+        <w:spacing w:before="0" w:after="0"/>
+        <w:rPr/>
+      </w:pPr>
+      <w:r>
+        <w:rPr/>
+      </w:r>
+    </w:p>
+    <w:p>
+      <w:pPr>
+        <w:pStyle w:val="14"/>
+        <w:rPr/>
+      </w:pPr>
+      <w:bookmarkStart w:id="43" w:name="__RefHeading___Toc11613_2423909492_Copy_"/>
+      <w:bookmarkEnd w:id="43"/>
+      <w:r>
+        <w:rPr>
+          <w:lang w:val="ru-RU"/>
+        </w:rPr>
+        <w:t xml:space="preserve">2 </w:t>
+      </w:r>
+      <w:bookmarkStart w:id="44" w:name="_Toc182513252_Copy_1"/>
       <w:r>
         <w:rPr>
           <w:lang w:val="ru-RU"/>
         </w:rPr>
         <w:t>В</w:t>
       </w:r>
-      <w:bookmarkEnd w:id="37"/>
+      <w:bookmarkEnd w:id="44"/>
       <w:r>
         <w:rPr>
           <w:lang w:val="ru-RU"/>
@@ -5560,6 +6439,47 @@
           <w:lang w:val="ru-RU"/>
         </w:rPr>
         <w:t>ДОКУМЕНТАЦИИ</w:t>
+      </w:r>
+    </w:p>
+    <w:p>
+      <w:pPr>
+        <w:pStyle w:val="Style16"/>
+        <w:rPr/>
+      </w:pPr>
+      <w:r>
+        <w:rPr/>
+      </w:r>
+    </w:p>
+    <w:p>
+      <w:pPr>
+        <w:pStyle w:val="231"/>
+        <w:rPr/>
+      </w:pPr>
+      <w:bookmarkStart w:id="45" w:name="__RefHeading___Toc6154_3668578999_Copy_5"/>
+      <w:bookmarkEnd w:id="45"/>
+      <w:r>
+        <w:rPr/>
+        <w:t>2</w:t>
+      </w:r>
+      <w:r>
+        <w:rPr/>
+        <w:t>.</w:t>
+      </w:r>
+      <w:r>
+        <w:rPr>
+          <w:lang w:val="ru-RU"/>
+        </w:rPr>
+        <w:t>1</w:t>
+      </w:r>
+      <w:r>
+        <w:rPr/>
+        <w:t xml:space="preserve"> Валидация </w:t>
+      </w:r>
+      <w:r>
+        <w:rPr>
+          <w:lang w:val="en-US"/>
+        </w:rPr>
+        <w:t>styles.css</w:t>
       </w:r>
     </w:p>
     <w:p>
@@ -5694,7 +6614,9 @@
                               <w:rPr/>
                             </w:pPr>
                             <w:r>
-                              <w:rPr/>
+                              <w:rPr>
+                                <w:color w:val="000000"/>
+                              </w:rPr>
                               <w:drawing>
                                 <wp:inline distT="0" distB="0" distL="0" distR="0">
                                   <wp:extent cx="5850255" cy="1284605"/>
@@ -5713,7 +6635,7 @@
                                           </pic:cNvPicPr>
                                         </pic:nvPicPr>
                                         <pic:blipFill>
-                                          <a:blip r:embed="rId29"/>
+                                          <a:blip r:embed="rId30"/>
                                           <a:stretch>
                                             <a:fillRect/>
                                           </a:stretch>
@@ -5735,33 +6657,47 @@
                               </w:drawing>
                             </w:r>
                             <w:r>
-                              <w:rPr/>
+                              <w:rPr>
+                                <w:color w:val="000000"/>
+                              </w:rPr>
                               <w:t xml:space="preserve">Рисунок </w:t>
                             </w:r>
-                            <w:bookmarkStart w:id="38" w:name="Ref_Рисунок12_number_only"/>
-                            <w:r>
-                              <w:rPr/>
+                            <w:bookmarkStart w:id="46" w:name="Ref_Рисунок12_number_only"/>
+                            <w:r>
+                              <w:rPr>
+                                <w:color w:val="000000"/>
+                              </w:rPr>
                               <w:fldChar w:fldCharType="begin"/>
                             </w:r>
                             <w:r>
-                              <w:rPr/>
+                              <w:rPr>
+                                <w:color w:val="000000"/>
+                              </w:rPr>
                               <w:instrText xml:space="preserve"> SEQ Рисунок \* ARABIC </w:instrText>
                             </w:r>
                             <w:r>
-                              <w:rPr/>
+                              <w:rPr>
+                                <w:color w:val="000000"/>
+                              </w:rPr>
                               <w:fldChar w:fldCharType="separate"/>
                             </w:r>
                             <w:r>
-                              <w:rPr/>
+                              <w:rPr>
+                                <w:color w:val="000000"/>
+                              </w:rPr>
                               <w:t>13</w:t>
                             </w:r>
                             <w:r>
-                              <w:rPr/>
+                              <w:rPr>
+                                <w:color w:val="000000"/>
+                              </w:rPr>
                               <w:fldChar w:fldCharType="end"/>
                             </w:r>
-                            <w:bookmarkEnd w:id="38"/>
-                            <w:r>
-                              <w:rPr/>
+                            <w:bookmarkEnd w:id="46"/>
+                            <w:r>
+                              <w:rPr>
+                                <w:color w:val="000000"/>
+                              </w:rPr>
                               <w:t xml:space="preserve"> - Валидация style.css</w:t>
                             </w:r>
                           </w:p>
@@ -5791,7 +6727,9 @@
                         <w:rPr/>
                       </w:pPr>
                       <w:r>
-                        <w:rPr/>
+                        <w:rPr>
+                          <w:color w:val="000000"/>
+                        </w:rPr>
                         <w:drawing>
                           <wp:inline distT="0" distB="0" distL="0" distR="0">
                             <wp:extent cx="5850255" cy="1284605"/>
@@ -5810,7 +6748,7 @@
                                     </pic:cNvPicPr>
                                   </pic:nvPicPr>
                                   <pic:blipFill>
-                                    <a:blip r:embed="rId30"/>
+                                    <a:blip r:embed="rId31"/>
                                     <a:stretch>
                                       <a:fillRect/>
                                     </a:stretch>
@@ -5832,33 +6770,47 @@
                         </w:drawing>
                       </w:r>
                       <w:r>
-                        <w:rPr/>
+                        <w:rPr>
+                          <w:color w:val="000000"/>
+                        </w:rPr>
                         <w:t xml:space="preserve">Рисунок </w:t>
                       </w:r>
-                      <w:bookmarkStart w:id="39" w:name="Ref_Рисунок12_number_only"/>
-                      <w:r>
-                        <w:rPr/>
+                      <w:bookmarkStart w:id="47" w:name="Ref_Рисунок12_number_only"/>
+                      <w:r>
+                        <w:rPr>
+                          <w:color w:val="000000"/>
+                        </w:rPr>
                         <w:fldChar w:fldCharType="begin"/>
                       </w:r>
                       <w:r>
-                        <w:rPr/>
+                        <w:rPr>
+                          <w:color w:val="000000"/>
+                        </w:rPr>
                         <w:instrText xml:space="preserve"> SEQ Рисунок \* ARABIC </w:instrText>
                       </w:r>
                       <w:r>
-                        <w:rPr/>
+                        <w:rPr>
+                          <w:color w:val="000000"/>
+                        </w:rPr>
                         <w:fldChar w:fldCharType="separate"/>
                       </w:r>
                       <w:r>
-                        <w:rPr/>
+                        <w:rPr>
+                          <w:color w:val="000000"/>
+                        </w:rPr>
                         <w:t>13</w:t>
                       </w:r>
                       <w:r>
-                        <w:rPr/>
+                        <w:rPr>
+                          <w:color w:val="000000"/>
+                        </w:rPr>
                         <w:fldChar w:fldCharType="end"/>
                       </w:r>
-                      <w:bookmarkEnd w:id="39"/>
-                      <w:r>
-                        <w:rPr/>
+                      <w:bookmarkEnd w:id="47"/>
+                      <w:r>
+                        <w:rPr>
+                          <w:color w:val="000000"/>
+                        </w:rPr>
                         <w:t xml:space="preserve"> - Валидация style.css</w:t>
                       </w:r>
                     </w:p>
@@ -5873,6 +6825,45 @@
     </w:p>
     <w:p>
       <w:pPr>
+        <w:pStyle w:val="3"/>
+        <w:rPr/>
+      </w:pPr>
+      <w:bookmarkStart w:id="48" w:name="__RefHeading___Toc3238_580064006_Copy_14"/>
+      <w:bookmarkEnd w:id="48"/>
+      <w:r>
+        <w:rPr/>
+        <w:t>2</w:t>
+      </w:r>
+      <w:r>
+        <w:rPr/>
+        <w:t>.</w:t>
+      </w:r>
+      <w:r>
+        <w:rPr>
+          <w:lang w:val="en-US"/>
+        </w:rPr>
+        <w:t>1</w:t>
+      </w:r>
+      <w:r>
+        <w:rPr/>
+        <w:t xml:space="preserve">.1 </w:t>
+      </w:r>
+      <w:r>
+        <w:rPr/>
+        <w:t>Ошибки</w:t>
+      </w:r>
+    </w:p>
+    <w:p>
+      <w:pPr>
+        <w:pStyle w:val="Normal"/>
+        <w:rPr/>
+      </w:pPr>
+      <w:r>
+        <w:rPr/>
+      </w:r>
+    </w:p>
+    <w:p>
+      <w:pPr>
         <w:pStyle w:val="Style16"/>
         <w:rPr/>
       </w:pPr>
@@ -5912,80 +6903,13 @@
         <w:t>CSS Overflow Module Level 4, которая технически всё еще существует в статусе рабочего прототипа, но фактически публично имплементирована во всех браузерах на протяжении уже нескольких лет. Валидатор строго проверяет только свойства из спецификаций в статусе стабильных и поэтому неизбежно считает это свойство ошибочным. В связи с этим ошибку указанную валидатором следует игнорировать.</w:t>
       </w:r>
     </w:p>
-    <w:p>
-      <w:pPr>
-        <w:pStyle w:val="Style16"/>
-        <w:rPr>
-          <w:sz w:val="28"/>
-          <w:szCs w:val="28"/>
-        </w:rPr>
-      </w:pPr>
-      <w:r>
-        <w:rPr>
-          <w:sz w:val="28"/>
-          <w:szCs w:val="28"/>
-        </w:rPr>
-      </w:r>
-    </w:p>
-    <w:p>
-      <w:pPr>
-        <w:pStyle w:val="Style16"/>
-        <w:rPr>
-          <w:sz w:val="28"/>
-          <w:szCs w:val="28"/>
-          <w:lang w:val="ru-RU"/>
-        </w:rPr>
-      </w:pPr>
-      <w:r>
-        <w:rPr>
-          <w:sz w:val="28"/>
-          <w:szCs w:val="28"/>
-          <w:lang w:val="ru-RU"/>
-        </w:rPr>
-        <w:t xml:space="preserve">Для вспомогательного файла стилей </w:t>
-      </w:r>
-      <w:r>
-        <w:rPr>
-          <w:sz w:val="28"/>
-          <w:szCs w:val="28"/>
-          <w:lang w:val="en-US"/>
-        </w:rPr>
-        <w:t xml:space="preserve">bootstrap-override.css </w:t>
-      </w:r>
-      <w:r>
-        <w:rPr>
-          <w:sz w:val="28"/>
-          <w:szCs w:val="28"/>
-          <w:lang w:val="ru-RU"/>
-        </w:rPr>
-        <w:t>ошибок найдено не было.</w:t>
-      </w:r>
-    </w:p>
-    <w:p>
-      <w:pPr>
-        <w:pStyle w:val="Style16"/>
-        <w:rPr>
-          <w:i w:val="false"/>
-          <w:i w:val="false"/>
-          <w:iCs w:val="false"/>
-          <w:lang w:val="en-US"/>
-        </w:rPr>
-      </w:pPr>
-      <w:r>
-        <w:rPr>
-          <w:i w:val="false"/>
-          <w:iCs w:val="false"/>
-          <w:lang w:val="en-US"/>
-        </w:rPr>
-      </w:r>
-    </w:p>
     <w:sectPr>
-      <w:headerReference w:type="even" r:id="rId31"/>
-      <w:headerReference w:type="default" r:id="rId32"/>
-      <w:headerReference w:type="first" r:id="rId33"/>
-      <w:footerReference w:type="even" r:id="rId34"/>
-      <w:footerReference w:type="default" r:id="rId35"/>
-      <w:footerReference w:type="first" r:id="rId36"/>
+      <w:headerReference w:type="even" r:id="rId32"/>
+      <w:headerReference w:type="default" r:id="rId33"/>
+      <w:headerReference w:type="first" r:id="rId34"/>
+      <w:footerReference w:type="even" r:id="rId35"/>
+      <w:footerReference w:type="default" r:id="rId36"/>
+      <w:footerReference w:type="first" r:id="rId37"/>
       <w:type w:val="nextPage"/>
       <w:pgSz w:w="11906" w:h="16838"/>
       <w:pgMar w:left="1843" w:right="850" w:gutter="0" w:header="708" w:top="1134" w:footer="708" w:bottom="1134"/>
@@ -6112,7 +7036,7 @@
       <w:jc w:val="center"/>
       <w:rPr/>
     </w:pPr>
-    <w:bookmarkStart w:id="40" w:name="PageNumWizard_FOOTER_Footer6"/>
+    <w:bookmarkStart w:id="49" w:name="PageNumWizard_FOOTER_Footer6"/>
     <w:r>
       <w:rPr/>
       <w:fldChar w:fldCharType="begin"/>
@@ -6133,7 +7057,7 @@
       <w:rPr/>
       <w:fldChar w:fldCharType="end"/>
     </w:r>
-    <w:bookmarkEnd w:id="40"/>
+    <w:bookmarkEnd w:id="49"/>
   </w:p>
 </w:ftr>
 </file>
@@ -6221,264 +7145,6 @@
 </w:hdr>
 </file>
 
-<file path=word/numbering.xml><?xml version="1.0" encoding="utf-8"?>
-<w:numbering xmlns:w="http://schemas.openxmlformats.org/wordprocessingml/2006/main" xmlns:o="urn:schemas-microsoft-com:office:office" xmlns:r="http://schemas.openxmlformats.org/officeDocument/2006/relationships" xmlns:v="urn:schemas-microsoft-com:vml" xmlns:mc="http://schemas.openxmlformats.org/markup-compatibility/2006" xmlns:w14="http://schemas.microsoft.com/office/word/2010/wordml" mc:Ignorable="w14">
-  <w:abstractNum w:abstractNumId="1">
-    <w:lvl w:ilvl="0">
-      <w:start w:val="1"/>
-      <w:numFmt w:val="none"/>
-      <w:suff w:val="nothing"/>
-      <w:lvlText w:val="%1"/>
-      <w:lvlJc w:val="start"/>
-      <w:pPr>
-        <w:tabs>
-          <w:tab w:val="num" w:pos="0"/>
-        </w:tabs>
-        <w:ind w:start="0" w:hanging="0"/>
-      </w:pPr>
-      <w:rPr/>
-    </w:lvl>
-    <w:lvl w:ilvl="1">
-      <w:start w:val="1"/>
-      <w:numFmt w:val="none"/>
-      <w:suff w:val="nothing"/>
-      <w:lvlText w:val="%2"/>
-      <w:lvlJc w:val="start"/>
-      <w:pPr>
-        <w:tabs>
-          <w:tab w:val="num" w:pos="0"/>
-        </w:tabs>
-        <w:ind w:start="0" w:hanging="0"/>
-      </w:pPr>
-      <w:rPr/>
-    </w:lvl>
-    <w:lvl w:ilvl="2">
-      <w:start w:val="1"/>
-      <w:numFmt w:val="none"/>
-      <w:suff w:val="nothing"/>
-      <w:lvlText w:val="%3"/>
-      <w:lvlJc w:val="start"/>
-      <w:pPr>
-        <w:tabs>
-          <w:tab w:val="num" w:pos="0"/>
-        </w:tabs>
-        <w:ind w:start="0" w:hanging="0"/>
-      </w:pPr>
-      <w:rPr/>
-    </w:lvl>
-    <w:lvl w:ilvl="3">
-      <w:start w:val="1"/>
-      <w:numFmt w:val="none"/>
-      <w:suff w:val="nothing"/>
-      <w:lvlText w:val="%4"/>
-      <w:lvlJc w:val="start"/>
-      <w:pPr>
-        <w:tabs>
-          <w:tab w:val="num" w:pos="0"/>
-        </w:tabs>
-        <w:ind w:start="0" w:hanging="0"/>
-      </w:pPr>
-      <w:rPr/>
-    </w:lvl>
-    <w:lvl w:ilvl="4">
-      <w:start w:val="1"/>
-      <w:numFmt w:val="none"/>
-      <w:suff w:val="nothing"/>
-      <w:lvlText w:val="%5"/>
-      <w:lvlJc w:val="start"/>
-      <w:pPr>
-        <w:tabs>
-          <w:tab w:val="num" w:pos="0"/>
-        </w:tabs>
-        <w:ind w:start="0" w:hanging="0"/>
-      </w:pPr>
-      <w:rPr/>
-    </w:lvl>
-    <w:lvl w:ilvl="5">
-      <w:start w:val="1"/>
-      <w:numFmt w:val="none"/>
-      <w:suff w:val="nothing"/>
-      <w:lvlText w:val="%6"/>
-      <w:lvlJc w:val="start"/>
-      <w:pPr>
-        <w:tabs>
-          <w:tab w:val="num" w:pos="0"/>
-        </w:tabs>
-        <w:ind w:start="0" w:hanging="0"/>
-      </w:pPr>
-      <w:rPr/>
-    </w:lvl>
-    <w:lvl w:ilvl="6">
-      <w:start w:val="1"/>
-      <w:numFmt w:val="none"/>
-      <w:suff w:val="nothing"/>
-      <w:lvlText w:val="%7"/>
-      <w:lvlJc w:val="start"/>
-      <w:pPr>
-        <w:tabs>
-          <w:tab w:val="num" w:pos="0"/>
-        </w:tabs>
-        <w:ind w:start="0" w:hanging="0"/>
-      </w:pPr>
-      <w:rPr/>
-    </w:lvl>
-    <w:lvl w:ilvl="7">
-      <w:start w:val="1"/>
-      <w:numFmt w:val="none"/>
-      <w:suff w:val="nothing"/>
-      <w:lvlText w:val="%8"/>
-      <w:lvlJc w:val="start"/>
-      <w:pPr>
-        <w:tabs>
-          <w:tab w:val="num" w:pos="0"/>
-        </w:tabs>
-        <w:ind w:start="0" w:hanging="0"/>
-      </w:pPr>
-      <w:rPr/>
-    </w:lvl>
-    <w:lvl w:ilvl="8">
-      <w:start w:val="1"/>
-      <w:numFmt w:val="none"/>
-      <w:suff w:val="nothing"/>
-      <w:lvlText w:val="%9"/>
-      <w:lvlJc w:val="start"/>
-      <w:pPr>
-        <w:tabs>
-          <w:tab w:val="num" w:pos="0"/>
-        </w:tabs>
-        <w:ind w:start="0" w:hanging="0"/>
-      </w:pPr>
-      <w:rPr/>
-    </w:lvl>
-  </w:abstractNum>
-  <w:abstractNum w:abstractNumId="2">
-    <w:lvl w:ilvl="0">
-      <w:start w:val="1"/>
-      <w:numFmt w:val="none"/>
-      <w:suff w:val="nothing"/>
-      <w:lvlText w:val=""/>
-      <w:lvlJc w:val="start"/>
-      <w:pPr>
-        <w:tabs>
-          <w:tab w:val="num" w:pos="0"/>
-        </w:tabs>
-        <w:ind w:start="0" w:hanging="0"/>
-      </w:pPr>
-    </w:lvl>
-    <w:lvl w:ilvl="1">
-      <w:start w:val="1"/>
-      <w:numFmt w:val="none"/>
-      <w:suff w:val="nothing"/>
-      <w:lvlText w:val=""/>
-      <w:lvlJc w:val="start"/>
-      <w:pPr>
-        <w:tabs>
-          <w:tab w:val="num" w:pos="0"/>
-        </w:tabs>
-        <w:ind w:start="0" w:hanging="0"/>
-      </w:pPr>
-    </w:lvl>
-    <w:lvl w:ilvl="2">
-      <w:start w:val="1"/>
-      <w:numFmt w:val="none"/>
-      <w:suff w:val="nothing"/>
-      <w:lvlText w:val=""/>
-      <w:lvlJc w:val="start"/>
-      <w:pPr>
-        <w:tabs>
-          <w:tab w:val="num" w:pos="0"/>
-        </w:tabs>
-        <w:ind w:start="0" w:hanging="0"/>
-      </w:pPr>
-    </w:lvl>
-    <w:lvl w:ilvl="3">
-      <w:start w:val="1"/>
-      <w:numFmt w:val="none"/>
-      <w:suff w:val="nothing"/>
-      <w:lvlText w:val=""/>
-      <w:lvlJc w:val="start"/>
-      <w:pPr>
-        <w:tabs>
-          <w:tab w:val="num" w:pos="0"/>
-        </w:tabs>
-        <w:ind w:start="0" w:hanging="0"/>
-      </w:pPr>
-    </w:lvl>
-    <w:lvl w:ilvl="4">
-      <w:start w:val="1"/>
-      <w:numFmt w:val="none"/>
-      <w:suff w:val="nothing"/>
-      <w:lvlText w:val=""/>
-      <w:lvlJc w:val="start"/>
-      <w:pPr>
-        <w:tabs>
-          <w:tab w:val="num" w:pos="0"/>
-        </w:tabs>
-        <w:ind w:start="0" w:hanging="0"/>
-      </w:pPr>
-    </w:lvl>
-    <w:lvl w:ilvl="5">
-      <w:start w:val="1"/>
-      <w:numFmt w:val="none"/>
-      <w:suff w:val="nothing"/>
-      <w:lvlText w:val=""/>
-      <w:lvlJc w:val="start"/>
-      <w:pPr>
-        <w:tabs>
-          <w:tab w:val="num" w:pos="0"/>
-        </w:tabs>
-        <w:ind w:start="0" w:hanging="0"/>
-      </w:pPr>
-    </w:lvl>
-    <w:lvl w:ilvl="6">
-      <w:start w:val="1"/>
-      <w:numFmt w:val="none"/>
-      <w:suff w:val="nothing"/>
-      <w:lvlText w:val=""/>
-      <w:lvlJc w:val="start"/>
-      <w:pPr>
-        <w:tabs>
-          <w:tab w:val="num" w:pos="0"/>
-        </w:tabs>
-        <w:ind w:start="0" w:hanging="0"/>
-      </w:pPr>
-    </w:lvl>
-    <w:lvl w:ilvl="7">
-      <w:start w:val="1"/>
-      <w:numFmt w:val="none"/>
-      <w:suff w:val="nothing"/>
-      <w:lvlText w:val=""/>
-      <w:lvlJc w:val="start"/>
-      <w:pPr>
-        <w:tabs>
-          <w:tab w:val="num" w:pos="0"/>
-        </w:tabs>
-        <w:ind w:start="0" w:hanging="0"/>
-      </w:pPr>
-    </w:lvl>
-    <w:lvl w:ilvl="8">
-      <w:start w:val="1"/>
-      <w:numFmt w:val="none"/>
-      <w:suff w:val="nothing"/>
-      <w:lvlText w:val=""/>
-      <w:lvlJc w:val="start"/>
-      <w:pPr>
-        <w:tabs>
-          <w:tab w:val="num" w:pos="0"/>
-        </w:tabs>
-        <w:ind w:start="0" w:hanging="0"/>
-      </w:pPr>
-    </w:lvl>
-  </w:abstractNum>
-  <w:num w:numId="1">
-    <w:abstractNumId w:val="1"/>
-  </w:num>
-  <w:num w:numId="2">
-    <w:abstractNumId w:val="2"/>
-  </w:num>
-</w:numbering>
-</file>
-
 <file path=word/styles.xml><?xml version="1.0" encoding="utf-8"?>
 <w:styles xmlns:w="http://schemas.openxmlformats.org/wordprocessingml/2006/main" xmlns:w14="http://schemas.microsoft.com/office/word/2010/wordml" xmlns:mc="http://schemas.openxmlformats.org/markup-compatibility/2006" mc:Ignorable="w14">
   <w:docDefaults>
@@ -6502,7 +7168,7 @@
     <w:pPr>
       <w:widowControl/>
       <w:suppressAutoHyphens w:val="true"/>
-      <w:overflowPunct w:val="true"/>
+      <w:overflowPunct w:val="false"/>
       <w:bidi w:val="0"/>
       <w:spacing w:lineRule="auto" w:line="240" w:before="0" w:after="0"/>
       <w:jc w:val="start"/>
@@ -6665,8 +7331,8 @@
     <w:name w:val="page number"/>
     <w:rPr/>
   </w:style>
-  <w:style w:type="character" w:styleId="Bullets">
-    <w:name w:val="Bullets"/>
+  <w:style w:type="character" w:styleId="Bulletsuser">
+    <w:name w:val="Bullets (user)"/>
     <w:qFormat/>
     <w:rPr>
       <w:rFonts w:ascii="OpenSymbol" w:hAnsi="OpenSymbol" w:eastAsia="OpenSymbol" w:cs="OpenSymbol"/>
@@ -6814,7 +7480,7 @@
     <w:rPr>
       <w:caps w:val="false"/>
       <w:smallCaps w:val="false"/>
-      <w:spacing w:val="30"/>
+      <w:spacing w:val="60"/>
     </w:rPr>
   </w:style>
   <w:style w:type="paragraph" w:styleId="IndexHeading">
@@ -6838,19 +7504,19 @@
   </w:style>
   <w:style w:type="paragraph" w:styleId="TOC2">
     <w:name w:val="toc 2"/>
-    <w:basedOn w:val="Normal"/>
-    <w:next w:val="Normal"/>
+    <w:basedOn w:val="TOC1"/>
+    <w:next w:val="TOC3"/>
     <w:autoRedefine/>
     <w:pPr>
       <w:widowControl/>
       <w:tabs>
-        <w:tab w:val="clear" w:pos="643"/>
+        <w:tab w:val="clear" w:pos="9347"/>
         <w:tab w:val="left" w:pos="1100" w:leader="none"/>
         <w:tab w:val="right" w:pos="9072" w:leader="dot"/>
       </w:tabs>
       <w:bidi w:val="0"/>
       <w:spacing w:lineRule="auto" w:line="360" w:before="0" w:after="0"/>
-      <w:ind w:hanging="709" w:start="993"/>
+      <w:ind w:hanging="0" w:start="283"/>
       <w:jc w:val="start"/>
     </w:pPr>
     <w:rPr>
@@ -6870,6 +7536,7 @@
         <w:tab w:val="right" w:pos="9347" w:leader="dot"/>
       </w:tabs>
       <w:spacing w:lineRule="auto" w:line="360"/>
+      <w:ind w:hanging="0" w:start="0"/>
     </w:pPr>
     <w:rPr>
       <w:rFonts w:eastAsia="Calibri"/>
@@ -6923,8 +7590,8 @@
     </w:pPr>
     <w:rPr/>
   </w:style>
-  <w:style w:type="paragraph" w:styleId="FrameContents">
-    <w:name w:val="Frame Contents"/>
+  <w:style w:type="paragraph" w:styleId="FrameContentsuser">
+    <w:name w:val="Frame Contents (user)"/>
     <w:basedOn w:val="Normal"/>
     <w:qFormat/>
     <w:pPr/>
@@ -6942,23 +7609,27 @@
   </w:style>
   <w:style w:type="paragraph" w:styleId="TOC3">
     <w:name w:val="toc 3"/>
-    <w:basedOn w:val="IndexHeading"/>
+    <w:basedOn w:val="TOC2"/>
+    <w:next w:val="TOC4"/>
+    <w:autoRedefine/>
     <w:pPr>
       <w:keepNext w:val="true"/>
       <w:suppressLineNumbers/>
       <w:tabs>
-        <w:tab w:val="clear" w:pos="643"/>
+        <w:tab w:val="clear" w:pos="0"/>
+        <w:tab w:val="clear" w:pos="1100"/>
+        <w:tab w:val="clear" w:pos="9072"/>
         <w:tab w:val="right" w:pos="8788" w:leader="dot"/>
       </w:tabs>
       <w:suppressAutoHyphens w:val="true"/>
-      <w:spacing w:lineRule="auto" w:line="276" w:before="240" w:after="120"/>
+      <w:spacing w:lineRule="auto" w:line="360" w:before="0" w:after="0"/>
       <w:ind w:hanging="0" w:start="567"/>
       <w:jc w:val="start"/>
     </w:pPr>
     <w:rPr>
-      <w:rFonts w:ascii="Liberation Sans" w:hAnsi="Liberation Sans" w:eastAsia="Microsoft YaHei" w:cs="Lucida Sans"/>
+      <w:rFonts w:ascii="Times New Roman" w:hAnsi="Times New Roman" w:eastAsia="Microsoft YaHei" w:cs="Lucida Sans"/>
       <w:color w:val="auto"/>
-      <w:sz w:val="32"/>
+      <w:sz w:val="28"/>
       <w:szCs w:val="32"/>
       <w:lang w:eastAsia="en-US"/>
     </w:rPr>
@@ -7014,10 +7685,13 @@
         <w:numId w:val="0"/>
       </w:numPr>
       <w:spacing w:before="0" w:after="0"/>
-      <w:ind w:hanging="0"/>
+      <w:ind w:firstLine="709"/>
+      <w:jc w:val="start"/>
       <w:outlineLvl w:val="0"/>
     </w:pPr>
-    <w:rPr/>
+    <w:rPr>
+      <w:spacing w:val="0"/>
+    </w:rPr>
   </w:style>
   <w:style w:type="paragraph" w:styleId="Style18">
     <w:name w:val="Текст основной (влево)"/>
@@ -7141,11 +7815,43 @@
       <w:i w:val="false"/>
     </w:rPr>
   </w:style>
-  <w:style w:type="paragraph" w:styleId="FrameContentsuser">
-    <w:name w:val="Frame Contents (user)"/>
+  <w:style w:type="paragraph" w:styleId="FrameContents">
+    <w:name w:val="Frame Contents"/>
     <w:basedOn w:val="Normal"/>
     <w:qFormat/>
     <w:pPr/>
+    <w:rPr/>
+  </w:style>
+  <w:style w:type="paragraph" w:styleId="22">
+    <w:name w:val="2 уровень"/>
+    <w:basedOn w:val="14"/>
+    <w:qFormat/>
+    <w:pPr>
+      <w:outlineLvl w:val="1"/>
+    </w:pPr>
+    <w:rPr>
+      <w:spacing w:val="60"/>
+    </w:rPr>
+  </w:style>
+  <w:style w:type="paragraph" w:styleId="3">
+    <w:name w:val="3 уровень"/>
+    <w:basedOn w:val="22"/>
+    <w:qFormat/>
+    <w:pPr>
+      <w:outlineLvl w:val="2"/>
+    </w:pPr>
+    <w:rPr/>
+  </w:style>
+  <w:style w:type="paragraph" w:styleId="TOC4">
+    <w:name w:val="toc 4"/>
+    <w:basedOn w:val="Index"/>
+    <w:pPr>
+      <w:tabs>
+        <w:tab w:val="clear" w:pos="643"/>
+        <w:tab w:val="right" w:pos="8504" w:leader="dot"/>
+      </w:tabs>
+      <w:ind w:hanging="0" w:start="850"/>
+    </w:pPr>
     <w:rPr/>
   </w:style>
   <w:style w:type="numbering" w:styleId="NoList">
